--- a/lessons/4-1/homework.docx
+++ b/lessons/4-1/homework.docx
@@ -106,7 +106,55 @@
     </w:p>
     <w:p>
       <w:pPr>
-        <w:spacing w:after="60"/>
+        <w:keepNext/>
+        <w:spacing w:after="20" w:before="80"/>
+        <w:jc w:val="center"/>
+      </w:pPr>
+      <w:r>
+        <w:drawing>
+          <wp:inline distT="0" distB="0" distL="0" distR="0">
+            <wp:extent cx="1047750" cy="790575"/>
+            <wp:effectExtent t="0" r="0" b="0" l="0"/>
+            <wp:docPr id="1" name="" descr="" title=""/>
+            <wp:cNvGraphicFramePr>
+              <a:graphicFrameLocks xmlns:a="http://schemas.openxmlformats.org/drawingml/2006/main" noChangeAspect="1"/>
+            </wp:cNvGraphicFramePr>
+            <a:graphic xmlns:a="http://schemas.openxmlformats.org/drawingml/2006/main">
+              <a:graphicData uri="http://schemas.openxmlformats.org/drawingml/2006/picture">
+                <pic:pic xmlns:pic="http://schemas.openxmlformats.org/drawingml/2006/picture">
+                  <pic:nvPicPr>
+                    <pic:cNvPr id="0" name="" descr=""/>
+                    <pic:cNvPicPr>
+                      <a:picLocks noChangeAspect="1" noChangeArrowheads="1"/>
+                    </pic:cNvPicPr>
+                  </pic:nvPicPr>
+                  <pic:blipFill>
+                    <a:blip r:embed="rId7" cstate="none"/>
+                    <a:srcRect/>
+                    <a:stretch>
+                      <a:fillRect/>
+                    </a:stretch>
+                  </pic:blipFill>
+                  <pic:spPr bwMode="auto">
+                    <a:xfrm>
+                      <a:off x="0" y="0"/>
+                      <a:ext cx="1047750" cy="790575"/>
+                    </a:xfrm>
+                    <a:prstGeom prst="rect">
+                      <a:avLst/>
+                    </a:prstGeom>
+                  </pic:spPr>
+                </pic:pic>
+              </a:graphicData>
+            </a:graphic>
+          </wp:inline>
+        </w:drawing>
+      </w:r>
+    </w:p>
+    <w:p>
+      <w:pPr>
+        <w:keepNext/>
+        <w:spacing w:after="120"/>
       </w:pPr>
       <w:r>
         <w:rPr>
@@ -116,12 +164,60 @@
         <w:t xml:space="preserve">Rate (Tasa)</w:t>
       </w:r>
       <w:r>
-        <w:t xml:space="preserve"> — A ratio that compares two quantities with different units</w:t>
-      </w:r>
-    </w:p>
-    <w:p>
-      <w:pPr>
-        <w:spacing w:after="60"/>
+        <w:t xml:space="preserve"> — A ratio comparing two amounts with different units, like miles per hour.</w:t>
+      </w:r>
+    </w:p>
+    <w:p>
+      <w:pPr>
+        <w:keepNext/>
+        <w:spacing w:after="20" w:before="80"/>
+        <w:jc w:val="center"/>
+      </w:pPr>
+      <w:r>
+        <w:drawing>
+          <wp:inline distT="0" distB="0" distL="0" distR="0">
+            <wp:extent cx="1047750" cy="790575"/>
+            <wp:effectExtent t="0" r="0" b="0" l="0"/>
+            <wp:docPr id="1" name="" descr="" title=""/>
+            <wp:cNvGraphicFramePr>
+              <a:graphicFrameLocks xmlns:a="http://schemas.openxmlformats.org/drawingml/2006/main" noChangeAspect="1"/>
+            </wp:cNvGraphicFramePr>
+            <a:graphic xmlns:a="http://schemas.openxmlformats.org/drawingml/2006/main">
+              <a:graphicData uri="http://schemas.openxmlformats.org/drawingml/2006/picture">
+                <pic:pic xmlns:pic="http://schemas.openxmlformats.org/drawingml/2006/picture">
+                  <pic:nvPicPr>
+                    <pic:cNvPr id="0" name="" descr=""/>
+                    <pic:cNvPicPr>
+                      <a:picLocks noChangeAspect="1" noChangeArrowheads="1"/>
+                    </pic:cNvPicPr>
+                  </pic:nvPicPr>
+                  <pic:blipFill>
+                    <a:blip r:embed="rId7" cstate="none"/>
+                    <a:srcRect/>
+                    <a:stretch>
+                      <a:fillRect/>
+                    </a:stretch>
+                  </pic:blipFill>
+                  <pic:spPr bwMode="auto">
+                    <a:xfrm>
+                      <a:off x="0" y="0"/>
+                      <a:ext cx="1047750" cy="790575"/>
+                    </a:xfrm>
+                    <a:prstGeom prst="rect">
+                      <a:avLst/>
+                    </a:prstGeom>
+                  </pic:spPr>
+                </pic:pic>
+              </a:graphicData>
+            </a:graphic>
+          </wp:inline>
+        </w:drawing>
+      </w:r>
+    </w:p>
+    <w:p>
+      <w:pPr>
+        <w:keepNext/>
+        <w:spacing w:after="120"/>
       </w:pPr>
       <w:r>
         <w:rPr>
@@ -131,12 +227,60 @@
         <w:t xml:space="preserve">Unit Rate (Tasa unitaria)</w:t>
       </w:r>
       <w:r>
-        <w:t xml:space="preserve"> — A rate simplified so the second quantity is 1</w:t>
-      </w:r>
-    </w:p>
-    <w:p>
-      <w:pPr>
-        <w:spacing w:after="60"/>
+        <w:t xml:space="preserve"> — A rate for just 1 of something, like cost for 1 item.</w:t>
+      </w:r>
+    </w:p>
+    <w:p>
+      <w:pPr>
+        <w:keepNext/>
+        <w:spacing w:after="20" w:before="80"/>
+        <w:jc w:val="center"/>
+      </w:pPr>
+      <w:r>
+        <w:drawing>
+          <wp:inline distT="0" distB="0" distL="0" distR="0">
+            <wp:extent cx="1047750" cy="790575"/>
+            <wp:effectExtent t="0" r="0" b="0" l="0"/>
+            <wp:docPr id="1" name="" descr="" title=""/>
+            <wp:cNvGraphicFramePr>
+              <a:graphicFrameLocks xmlns:a="http://schemas.openxmlformats.org/drawingml/2006/main" noChangeAspect="1"/>
+            </wp:cNvGraphicFramePr>
+            <a:graphic xmlns:a="http://schemas.openxmlformats.org/drawingml/2006/main">
+              <a:graphicData uri="http://schemas.openxmlformats.org/drawingml/2006/picture">
+                <pic:pic xmlns:pic="http://schemas.openxmlformats.org/drawingml/2006/picture">
+                  <pic:nvPicPr>
+                    <pic:cNvPr id="0" name="" descr=""/>
+                    <pic:cNvPicPr>
+                      <a:picLocks noChangeAspect="1" noChangeArrowheads="1"/>
+                    </pic:cNvPicPr>
+                  </pic:nvPicPr>
+                  <pic:blipFill>
+                    <a:blip r:embed="rId7" cstate="none"/>
+                    <a:srcRect/>
+                    <a:stretch>
+                      <a:fillRect/>
+                    </a:stretch>
+                  </pic:blipFill>
+                  <pic:spPr bwMode="auto">
+                    <a:xfrm>
+                      <a:off x="0" y="0"/>
+                      <a:ext cx="1047750" cy="790575"/>
+                    </a:xfrm>
+                    <a:prstGeom prst="rect">
+                      <a:avLst/>
+                    </a:prstGeom>
+                  </pic:spPr>
+                </pic:pic>
+              </a:graphicData>
+            </a:graphic>
+          </wp:inline>
+        </w:drawing>
+      </w:r>
+    </w:p>
+    <w:p>
+      <w:pPr>
+        <w:keepNext/>
+        <w:spacing w:after="120"/>
       </w:pPr>
       <w:r>
         <w:rPr>
@@ -146,12 +290,60 @@
         <w:t xml:space="preserve">Per (Por)</w:t>
       </w:r>
       <w:r>
-        <w:t xml:space="preserve"> — For each; used to describe a unit rate</w:t>
-      </w:r>
-    </w:p>
-    <w:p>
-      <w:pPr>
-        <w:spacing w:after="60"/>
+        <w:t xml:space="preserve"> — For each one. Example: 5 dollars per book.</w:t>
+      </w:r>
+    </w:p>
+    <w:p>
+      <w:pPr>
+        <w:keepNext/>
+        <w:spacing w:after="20" w:before="80"/>
+        <w:jc w:val="center"/>
+      </w:pPr>
+      <w:r>
+        <w:drawing>
+          <wp:inline distT="0" distB="0" distL="0" distR="0">
+            <wp:extent cx="1047750" cy="790575"/>
+            <wp:effectExtent t="0" r="0" b="0" l="0"/>
+            <wp:docPr id="1" name="" descr="" title=""/>
+            <wp:cNvGraphicFramePr>
+              <a:graphicFrameLocks xmlns:a="http://schemas.openxmlformats.org/drawingml/2006/main" noChangeAspect="1"/>
+            </wp:cNvGraphicFramePr>
+            <a:graphic xmlns:a="http://schemas.openxmlformats.org/drawingml/2006/main">
+              <a:graphicData uri="http://schemas.openxmlformats.org/drawingml/2006/picture">
+                <pic:pic xmlns:pic="http://schemas.openxmlformats.org/drawingml/2006/picture">
+                  <pic:nvPicPr>
+                    <pic:cNvPr id="0" name="" descr=""/>
+                    <pic:cNvPicPr>
+                      <a:picLocks noChangeAspect="1" noChangeArrowheads="1"/>
+                    </pic:cNvPicPr>
+                  </pic:nvPicPr>
+                  <pic:blipFill>
+                    <a:blip r:embed="rId8" cstate="none"/>
+                    <a:srcRect/>
+                    <a:stretch>
+                      <a:fillRect/>
+                    </a:stretch>
+                  </pic:blipFill>
+                  <pic:spPr bwMode="auto">
+                    <a:xfrm>
+                      <a:off x="0" y="0"/>
+                      <a:ext cx="1047750" cy="790575"/>
+                    </a:xfrm>
+                    <a:prstGeom prst="rect">
+                      <a:avLst/>
+                    </a:prstGeom>
+                  </pic:spPr>
+                </pic:pic>
+              </a:graphicData>
+            </a:graphic>
+          </wp:inline>
+        </w:drawing>
+      </w:r>
+    </w:p>
+    <w:p>
+      <w:pPr>
+        <w:keepNext/>
+        <w:spacing w:after="120"/>
       </w:pPr>
       <w:r>
         <w:rPr>
@@ -161,12 +353,60 @@
         <w:t xml:space="preserve">Ratio (Razón)</w:t>
       </w:r>
       <w:r>
-        <w:t xml:space="preserve"> — A comparison of two quantities by division</w:t>
-      </w:r>
-    </w:p>
-    <w:p>
-      <w:pPr>
-        <w:spacing w:after="60"/>
+        <w:t xml:space="preserve"> — A way to compare two amounts.</w:t>
+      </w:r>
+    </w:p>
+    <w:p>
+      <w:pPr>
+        <w:keepNext/>
+        <w:spacing w:after="20" w:before="80"/>
+        <w:jc w:val="center"/>
+      </w:pPr>
+      <w:r>
+        <w:drawing>
+          <wp:inline distT="0" distB="0" distL="0" distR="0">
+            <wp:extent cx="1047750" cy="790575"/>
+            <wp:effectExtent t="0" r="0" b="0" l="0"/>
+            <wp:docPr id="1" name="" descr="" title=""/>
+            <wp:cNvGraphicFramePr>
+              <a:graphicFrameLocks xmlns:a="http://schemas.openxmlformats.org/drawingml/2006/main" noChangeAspect="1"/>
+            </wp:cNvGraphicFramePr>
+            <a:graphic xmlns:a="http://schemas.openxmlformats.org/drawingml/2006/main">
+              <a:graphicData uri="http://schemas.openxmlformats.org/drawingml/2006/picture">
+                <pic:pic xmlns:pic="http://schemas.openxmlformats.org/drawingml/2006/picture">
+                  <pic:nvPicPr>
+                    <pic:cNvPr id="0" name="" descr=""/>
+                    <pic:cNvPicPr>
+                      <a:picLocks noChangeAspect="1" noChangeArrowheads="1"/>
+                    </pic:cNvPicPr>
+                  </pic:nvPicPr>
+                  <pic:blipFill>
+                    <a:blip r:embed="rId7" cstate="none"/>
+                    <a:srcRect/>
+                    <a:stretch>
+                      <a:fillRect/>
+                    </a:stretch>
+                  </pic:blipFill>
+                  <pic:spPr bwMode="auto">
+                    <a:xfrm>
+                      <a:off x="0" y="0"/>
+                      <a:ext cx="1047750" cy="790575"/>
+                    </a:xfrm>
+                    <a:prstGeom prst="rect">
+                      <a:avLst/>
+                    </a:prstGeom>
+                  </pic:spPr>
+                </pic:pic>
+              </a:graphicData>
+            </a:graphic>
+          </wp:inline>
+        </w:drawing>
+      </w:r>
+    </w:p>
+    <w:p>
+      <w:pPr>
+        <w:keepNext/>
+        <w:spacing w:after="120"/>
       </w:pPr>
       <w:r>
         <w:rPr>
@@ -176,12 +416,60 @@
         <w:t xml:space="preserve">Better Buy (Mejor compra)</w:t>
       </w:r>
       <w:r>
-        <w:t xml:space="preserve"> — The option with the lower unit rate (lower cost per unit)</w:t>
-      </w:r>
-    </w:p>
-    <w:p>
-      <w:pPr>
-        <w:spacing w:after="60"/>
+        <w:t xml:space="preserve"> — The choice that costs less for each item.</w:t>
+      </w:r>
+    </w:p>
+    <w:p>
+      <w:pPr>
+        <w:keepNext/>
+        <w:spacing w:after="20" w:before="80"/>
+        <w:jc w:val="center"/>
+      </w:pPr>
+      <w:r>
+        <w:drawing>
+          <wp:inline distT="0" distB="0" distL="0" distR="0">
+            <wp:extent cx="1047750" cy="790575"/>
+            <wp:effectExtent t="0" r="0" b="0" l="0"/>
+            <wp:docPr id="1" name="" descr="" title=""/>
+            <wp:cNvGraphicFramePr>
+              <a:graphicFrameLocks xmlns:a="http://schemas.openxmlformats.org/drawingml/2006/main" noChangeAspect="1"/>
+            </wp:cNvGraphicFramePr>
+            <a:graphic xmlns:a="http://schemas.openxmlformats.org/drawingml/2006/main">
+              <a:graphicData uri="http://schemas.openxmlformats.org/drawingml/2006/picture">
+                <pic:pic xmlns:pic="http://schemas.openxmlformats.org/drawingml/2006/picture">
+                  <pic:nvPicPr>
+                    <pic:cNvPr id="0" name="" descr=""/>
+                    <pic:cNvPicPr>
+                      <a:picLocks noChangeAspect="1" noChangeArrowheads="1"/>
+                    </pic:cNvPicPr>
+                  </pic:nvPicPr>
+                  <pic:blipFill>
+                    <a:blip r:embed="rId9" cstate="none"/>
+                    <a:srcRect/>
+                    <a:stretch>
+                      <a:fillRect/>
+                    </a:stretch>
+                  </pic:blipFill>
+                  <pic:spPr bwMode="auto">
+                    <a:xfrm>
+                      <a:off x="0" y="0"/>
+                      <a:ext cx="1047750" cy="790575"/>
+                    </a:xfrm>
+                    <a:prstGeom prst="rect">
+                      <a:avLst/>
+                    </a:prstGeom>
+                  </pic:spPr>
+                </pic:pic>
+              </a:graphicData>
+            </a:graphic>
+          </wp:inline>
+        </w:drawing>
+      </w:r>
+    </w:p>
+    <w:p>
+      <w:pPr>
+        <w:keepNext/>
+        <w:spacing w:after="120"/>
       </w:pPr>
       <w:r>
         <w:rPr>
@@ -191,7 +479,7 @@
         <w:t xml:space="preserve">Divide (Dividir)</w:t>
       </w:r>
       <w:r>
-        <w:t xml:space="preserve"> — The operation used to find a unit rate from a total and a count</w:t>
+        <w:t xml:space="preserve"> — Splitting a total into equal groups.</w:t>
       </w:r>
     </w:p>
     <w:p>

--- a/lessons/4-1/homework.docx
+++ b/lessons/4-1/homework.docx
@@ -24,7 +24,7 @@
           <w:i/>
           <w:iCs/>
         </w:rPr>
-        <w:t xml:space="preserve">Lesson 4-1  •  Standard 6.RP.2</w:t>
+        <w:t xml:space="preserve">Lesson 4-1  •  Standard 6.AT.2</w:t>
       </w:r>
     </w:p>
     <w:p>
@@ -1096,39 +1096,43 @@
           <w:b/>
           <w:bCs/>
         </w:rPr>
-        <w:t xml:space="preserve">7. A car drives 180 miles in 3 hours. What is the unit rate?</w:t>
-      </w:r>
-    </w:p>
-    <w:p>
-      <w:pPr>
-        <w:spacing w:after="40" w:before="0"/>
-      </w:pPr>
-      <w:r>
-        <w:t xml:space="preserve">     A. 60 miles per hour</w:t>
-      </w:r>
-    </w:p>
-    <w:p>
-      <w:pPr>
-        <w:spacing w:after="40" w:before="0"/>
-      </w:pPr>
-      <w:r>
-        <w:t xml:space="preserve">     B. 540 miles per hour</w:t>
-      </w:r>
-    </w:p>
-    <w:p>
-      <w:pPr>
-        <w:spacing w:after="40" w:before="0"/>
-      </w:pPr>
-      <w:r>
-        <w:t xml:space="preserve">     C. 3 miles per hour</w:t>
-      </w:r>
-    </w:p>
-    <w:p>
-      <w:pPr>
-        <w:spacing w:after="40" w:before="0"/>
-      </w:pPr>
-      <w:r>
-        <w:t xml:space="preserve">     D. 60 hours per mile</w:t>
+        <w:t xml:space="preserve">7. onLevel — Spot the Common Mistake</w:t>
+      </w:r>
+    </w:p>
+    <w:p>
+      <w:pPr>
+        <w:spacing w:after="40" w:before="0"/>
+      </w:pPr>
+      <w:r>
+        <w:t xml:space="preserve">   Step 1 (Read): A student is working on Rates and Unit Rates.</w:t>
+      </w:r>
+    </w:p>
+    <w:p>
+      <w:pPr>
+        <w:spacing w:after="40" w:before="0"/>
+      </w:pPr>
+      <w:r>
+        <w:t xml:space="preserve">   Step 2 (Attempt): They ignored the rule: To find a unit rate, divide the total cost by the number of items. The lower cost per item is the better buy.</w:t>
+      </w:r>
+    </w:p>
+    <w:p>
+      <w:pPr>
+        <w:spacing w:after="40" w:before="0"/>
+      </w:pPr>
+      <w:r>
+        <w:t xml:space="preserve">   Step 3 (Check): The answer does not match the math rule from class.</w:t>
+      </w:r>
+    </w:p>
+    <w:p>
+      <w:pPr>
+        <w:spacing w:after="60" w:before="0"/>
+      </w:pPr>
+      <w:r>
+        <w:rPr>
+          <w:i/>
+          <w:iCs/>
+        </w:rPr>
+        <w:t xml:space="preserve">Which step has the mistake? Explain and fix it:</w:t>
       </w:r>
     </w:p>
     <w:p>
@@ -1144,6 +1148,28 @@
     </w:p>
     <w:p>
       <w:pPr>
+        <w:spacing w:after="60" w:before="120"/>
+      </w:pPr>
+      <w:r>
+        <w:rPr>
+          <w:color w:val="BBBBBB"/>
+        </w:rPr>
+        <w:t xml:space="preserve">______________________________________________________________________</w:t>
+      </w:r>
+    </w:p>
+    <w:p>
+      <w:pPr>
+        <w:spacing w:after="60" w:before="120"/>
+      </w:pPr>
+      <w:r>
+        <w:rPr>
+          <w:color w:val="BBBBBB"/>
+        </w:rPr>
+        <w:t xml:space="preserve">______________________________________________________________________</w:t>
+      </w:r>
+    </w:p>
+    <w:p>
+      <w:pPr>
         <w:spacing w:after="80" w:before="0"/>
       </w:pPr>
       <w:r>
@@ -1151,39 +1177,39 @@
           <w:b/>
           <w:bCs/>
         </w:rPr>
-        <w:t xml:space="preserve">8. 12 oranges cost $4.80. What is the unit price per orange?</w:t>
-      </w:r>
-    </w:p>
-    <w:p>
-      <w:pPr>
-        <w:spacing w:after="40" w:before="0"/>
-      </w:pPr>
-      <w:r>
-        <w:t xml:space="preserve">     A. $0.40</w:t>
-      </w:r>
-    </w:p>
-    <w:p>
-      <w:pPr>
-        <w:spacing w:after="40" w:before="0"/>
-      </w:pPr>
-      <w:r>
-        <w:t xml:space="preserve">     B. $0.48</w:t>
-      </w:r>
-    </w:p>
-    <w:p>
-      <w:pPr>
-        <w:spacing w:after="40" w:before="0"/>
-      </w:pPr>
-      <w:r>
-        <w:t xml:space="preserve">     C. $4.00</w:t>
-      </w:r>
-    </w:p>
-    <w:p>
-      <w:pPr>
-        <w:spacing w:after="40" w:before="0"/>
-      </w:pPr>
-      <w:r>
-        <w:t xml:space="preserve">     D. $0.04</w:t>
+        <w:t xml:space="preserve">8. The Star Blaster cabinet scored 90 points in 3 games. What is the unit rate in points per game?</w:t>
+      </w:r>
+    </w:p>
+    <w:p>
+      <w:pPr>
+        <w:spacing w:after="40" w:before="0"/>
+      </w:pPr>
+      <w:r>
+        <w:t xml:space="preserve">     A. 30 points per game</w:t>
+      </w:r>
+    </w:p>
+    <w:p>
+      <w:pPr>
+        <w:spacing w:after="40" w:before="0"/>
+      </w:pPr>
+      <w:r>
+        <w:t xml:space="preserve">     B. 270 points per game</w:t>
+      </w:r>
+    </w:p>
+    <w:p>
+      <w:pPr>
+        <w:spacing w:after="40" w:before="0"/>
+      </w:pPr>
+      <w:r>
+        <w:t xml:space="preserve">     C. 3 points per game</w:t>
+      </w:r>
+    </w:p>
+    <w:p>
+      <w:pPr>
+        <w:spacing w:after="40" w:before="0"/>
+      </w:pPr>
+      <w:r>
+        <w:t xml:space="preserve">     D. 93 points per game</w:t>
       </w:r>
     </w:p>
     <w:p>
@@ -1206,39 +1232,39 @@
           <w:b/>
           <w:bCs/>
         </w:rPr>
-        <w:t xml:space="preserve">9. Which is the better unit rate for typing speed: 240 words in 4 minutes or 300 words in 6 minutes?</w:t>
-      </w:r>
-    </w:p>
-    <w:p>
-      <w:pPr>
-        <w:spacing w:after="40" w:before="0"/>
-      </w:pPr>
-      <w:r>
-        <w:t xml:space="preserve">     A. 240 words in 4 minutes</w:t>
-      </w:r>
-    </w:p>
-    <w:p>
-      <w:pPr>
-        <w:spacing w:after="40" w:before="0"/>
-      </w:pPr>
-      <w:r>
-        <w:t xml:space="preserve">     B. 300 words in 6 minutes</w:t>
-      </w:r>
-    </w:p>
-    <w:p>
-      <w:pPr>
-        <w:spacing w:after="40" w:before="0"/>
-      </w:pPr>
-      <w:r>
-        <w:t xml:space="preserve">     C. They are equal</w:t>
-      </w:r>
-    </w:p>
-    <w:p>
-      <w:pPr>
-        <w:spacing w:after="40" w:before="0"/>
-      </w:pPr>
-      <w:r>
-        <w:t xml:space="preserve">     D. Cannot tell</w:t>
+        <w:t xml:space="preserve">9. Two cabinets give points over time. Nova scored 78 points in 6 minutes. Pulse scored 75 points in 5 minutes. Which cabinet has the faster scoring rate (more points per minute)?</w:t>
+      </w:r>
+    </w:p>
+    <w:p>
+      <w:pPr>
+        <w:spacing w:after="40" w:before="0"/>
+      </w:pPr>
+      <w:r>
+        <w:t xml:space="preserve">     A. Pulse, at 15 points per minute</w:t>
+      </w:r>
+    </w:p>
+    <w:p>
+      <w:pPr>
+        <w:spacing w:after="40" w:before="0"/>
+      </w:pPr>
+      <w:r>
+        <w:t xml:space="preserve">     B. Nova, at 13 points per minute</w:t>
+      </w:r>
+    </w:p>
+    <w:p>
+      <w:pPr>
+        <w:spacing w:after="40" w:before="0"/>
+      </w:pPr>
+      <w:r>
+        <w:t xml:space="preserve">     C. They score at the same rate</w:t>
+      </w:r>
+    </w:p>
+    <w:p>
+      <w:pPr>
+        <w:spacing w:after="40" w:before="0"/>
+      </w:pPr>
+      <w:r>
+        <w:t xml:space="preserve">     D. There is not enough information</w:t>
       </w:r>
     </w:p>
     <w:p>
@@ -1261,41 +1287,147 @@
           <w:b/>
           <w:bCs/>
         </w:rPr>
-        <w:t xml:space="preserve">10. A faucet fills 15 liters in 5 minutes. How many liters per minute?</w:t>
-      </w:r>
-    </w:p>
-    <w:p>
-      <w:pPr>
-        <w:spacing w:after="40" w:before="0"/>
-      </w:pPr>
-      <w:r>
-        <w:t xml:space="preserve">     A. 3</w:t>
-      </w:r>
-    </w:p>
-    <w:p>
-      <w:pPr>
-        <w:spacing w:after="40" w:before="0"/>
-      </w:pPr>
-      <w:r>
-        <w:t xml:space="preserve">     B. 75</w:t>
-      </w:r>
-    </w:p>
-    <w:p>
-      <w:pPr>
-        <w:spacing w:after="40" w:before="0"/>
-      </w:pPr>
-      <w:r>
-        <w:t xml:space="preserve">     C. 5</w:t>
-      </w:r>
-    </w:p>
-    <w:p>
-      <w:pPr>
-        <w:spacing w:after="40" w:before="0"/>
-      </w:pPr>
-      <w:r>
-        <w:t xml:space="preserve">     D. 10</w:t>
-      </w:r>
-    </w:p>
+        <w:t xml:space="preserve">10. Match each arcade deal to its unit rate (coins per play).</w:t>
+      </w:r>
+    </w:p>
+    <w:tbl>
+      <w:tblPr>
+        <w:tblW w:type="pct" w:w="100%"/>
+        <w:tblBorders>
+          <w:top w:val="single" w:color="auto" w:sz="4"/>
+          <w:left w:val="single" w:color="auto" w:sz="4"/>
+          <w:bottom w:val="single" w:color="auto" w:sz="4"/>
+          <w:right w:val="single" w:color="auto" w:sz="4"/>
+          <w:insideH w:val="single" w:color="auto" w:sz="4"/>
+          <w:insideV w:val="single" w:color="auto" w:sz="4"/>
+        </w:tblBorders>
+      </w:tblPr>
+      <w:tblGrid>
+        <w:gridCol w:w="100"/>
+        <w:gridCol w:w="100"/>
+      </w:tblGrid>
+      <w:tr>
+        <w:trPr>
+          <w:tblHeader/>
+        </w:trPr>
+        <w:tc>
+          <w:tcPr>
+            <w:tcW w:type="pct" w:w="50%"/>
+          </w:tcPr>
+          <w:p>
+            <w:r>
+              <w:rPr>
+                <w:b/>
+                <w:bCs/>
+              </w:rPr>
+              <w:t xml:space="preserve">Item</w:t>
+            </w:r>
+          </w:p>
+        </w:tc>
+        <w:tc>
+          <w:tcPr>
+            <w:tcW w:type="pct" w:w="50%"/>
+          </w:tcPr>
+          <w:p>
+            <w:r>
+              <w:rPr>
+                <w:b/>
+                <w:bCs/>
+              </w:rPr>
+              <w:t xml:space="preserve">Answer choices</w:t>
+            </w:r>
+          </w:p>
+        </w:tc>
+      </w:tr>
+      <w:tr>
+        <w:tc>
+          <w:tcPr>
+            <w:tcW w:type="pct" w:w="50%"/>
+          </w:tcPr>
+          <w:p>
+            <w:r>
+              <w:t xml:space="preserve">____  80 coins for 4 plays</w:t>
+            </w:r>
+          </w:p>
+        </w:tc>
+        <w:tc>
+          <w:tcPr>
+            <w:tcW w:type="pct" w:w="50%"/>
+          </w:tcPr>
+          <w:p>
+            <w:r>
+              <w:t xml:space="preserve">D. 11 coins per play</w:t>
+            </w:r>
+          </w:p>
+        </w:tc>
+      </w:tr>
+      <w:tr>
+        <w:tc>
+          <w:tcPr>
+            <w:tcW w:type="pct" w:w="50%"/>
+          </w:tcPr>
+          <w:p>
+            <w:r>
+              <w:t xml:space="preserve">____  63 coins for 7 plays</w:t>
+            </w:r>
+          </w:p>
+        </w:tc>
+        <w:tc>
+          <w:tcPr>
+            <w:tcW w:type="pct" w:w="50%"/>
+          </w:tcPr>
+          <w:p>
+            <w:r>
+              <w:t xml:space="preserve">C. 8 coins per play</w:t>
+            </w:r>
+          </w:p>
+        </w:tc>
+      </w:tr>
+      <w:tr>
+        <w:tc>
+          <w:tcPr>
+            <w:tcW w:type="pct" w:w="50%"/>
+          </w:tcPr>
+          <w:p>
+            <w:r>
+              <w:t xml:space="preserve">____  48 coins for 6 plays</w:t>
+            </w:r>
+          </w:p>
+        </w:tc>
+        <w:tc>
+          <w:tcPr>
+            <w:tcW w:type="pct" w:w="50%"/>
+          </w:tcPr>
+          <w:p>
+            <w:r>
+              <w:t xml:space="preserve">B. 9 coins per play</w:t>
+            </w:r>
+          </w:p>
+        </w:tc>
+      </w:tr>
+      <w:tr>
+        <w:tc>
+          <w:tcPr>
+            <w:tcW w:type="pct" w:w="50%"/>
+          </w:tcPr>
+          <w:p>
+            <w:r>
+              <w:t xml:space="preserve">____  55 coins for 5 plays</w:t>
+            </w:r>
+          </w:p>
+        </w:tc>
+        <w:tc>
+          <w:tcPr>
+            <w:tcW w:type="pct" w:w="50%"/>
+          </w:tcPr>
+          <w:p>
+            <w:r>
+              <w:t xml:space="preserve">A. 20 coins per play</w:t>
+            </w:r>
+          </w:p>
+        </w:tc>
+      </w:tr>
+    </w:tbl>
     <w:p>
       <w:pPr>
         <w:spacing w:after="60" w:before="120"/>
@@ -1339,10 +1471,22 @@
     </w:p>
     <w:p>
       <w:pPr>
+        <w:spacing w:after="20" w:before="0"/>
+      </w:pPr>
+      <w:r>
+        <w:t xml:space="preserve">     $4.50 ÷ 9 = $0.50 per game.</w:t>
+      </w:r>
+    </w:p>
+    <w:p>
+      <w:pPr>
         <w:spacing w:after="80" w:before="0"/>
       </w:pPr>
       <w:r>
-        <w:t xml:space="preserve">     $4.50 ÷ 9 = $0.50 per game.</w:t>
+        <w:rPr>
+          <w:i/>
+          <w:iCs/>
+        </w:rPr>
+        <w:t xml:space="preserve">     Watch for: A common mistake in Rates and Unit Rates is skipping the key idea: "To find a unit rate, divide the total cost by the number of items. The lower cost per item is the better buy." — always check your work against this rule before you submit.</w:t>
       </w:r>
     </w:p>
     <w:p>
@@ -1359,10 +1503,22 @@
     </w:p>
     <w:p>
       <w:pPr>
+        <w:spacing w:after="20" w:before="0"/>
+      </w:pPr>
+      <w:r>
+        <w:t xml:space="preserve">     180 miles ÷ 6 gallons = 30 miles per gallon.</w:t>
+      </w:r>
+    </w:p>
+    <w:p>
+      <w:pPr>
         <w:spacing w:after="80" w:before="0"/>
       </w:pPr>
       <w:r>
-        <w:t xml:space="preserve">     180 miles ÷ 6 gallons = 30 miles per gallon.</w:t>
+        <w:rPr>
+          <w:i/>
+          <w:iCs/>
+        </w:rPr>
+        <w:t xml:space="preserve">     Watch for: A common mistake in Rates and Unit Rates is skipping the key idea: "To find a unit rate, divide the total cost by the number of items. The lower cost per item is the better buy." — always check your work against this rule before you submit.</w:t>
       </w:r>
     </w:p>
     <w:p>
@@ -1423,10 +1579,22 @@
     </w:p>
     <w:p>
       <w:pPr>
+        <w:spacing w:after="20" w:before="0"/>
+      </w:pPr>
+      <w:r>
+        <w:t xml:space="preserve">     Pack B has a unit rate of $0.20 per token, which is the lowest cost per token.</w:t>
+      </w:r>
+    </w:p>
+    <w:p>
+      <w:pPr>
         <w:spacing w:after="80" w:before="0"/>
       </w:pPr>
       <w:r>
-        <w:t xml:space="preserve">     Pack B has a unit rate of $0.20 per token, which is the lowest cost per token.</w:t>
+        <w:rPr>
+          <w:i/>
+          <w:iCs/>
+        </w:rPr>
+        <w:t xml:space="preserve">     Watch for: A common mistake in Rates and Unit Rates is skipping the key idea: "To find a unit rate, divide the total cost by the number of items. The lower cost per item is the better buy." — always check your work against this rule before you submit.</w:t>
       </w:r>
     </w:p>
     <w:p>
@@ -1511,22 +1679,70 @@
     </w:p>
     <w:p>
       <w:pPr>
+        <w:spacing w:after="20" w:before="0"/>
+      </w:pPr>
+      <w:r>
+        <w:t xml:space="preserve">     Runner A: 4÷12 ≈ 0.33 laps/min. Runner B: 5÷14 ≈ 0.36 laps/min. Runner B runs slightly more laps per minute.</w:t>
+      </w:r>
+    </w:p>
+    <w:p>
+      <w:pPr>
         <w:spacing w:after="80" w:before="0"/>
       </w:pPr>
       <w:r>
-        <w:t xml:space="preserve">     Runner A: 4÷12 ≈ 0.33 laps/min. Runner B: 5÷14 ≈ 0.36 laps/min. Runner B runs slightly more laps per minute.</w:t>
-      </w:r>
-    </w:p>
-    <w:p>
-      <w:pPr>
-        <w:spacing w:after="40" w:before="0"/>
-      </w:pPr>
-      <w:r>
-        <w:rPr>
-          <w:b/>
-          <w:bCs/>
-        </w:rPr>
-        <w:t xml:space="preserve">7. A. 60 miles per hour</w:t>
+        <w:rPr>
+          <w:i/>
+          <w:iCs/>
+        </w:rPr>
+        <w:t xml:space="preserve">     Watch for: A common mistake in Rates and Unit Rates is skipping the key idea: "To find a unit rate, divide the total cost by the number of items. The lower cost per item is the better buy." — always check your work against this rule before you submit.</w:t>
+      </w:r>
+    </w:p>
+    <w:p>
+      <w:pPr>
+        <w:spacing w:after="40" w:before="0"/>
+      </w:pPr>
+      <w:r>
+        <w:rPr>
+          <w:b/>
+          <w:bCs/>
+        </w:rPr>
+        <w:t xml:space="preserve">7. onLevel — Spot the Common Mistake</w:t>
+      </w:r>
+    </w:p>
+    <w:p>
+      <w:pPr>
+        <w:spacing w:after="20" w:before="0"/>
+      </w:pPr>
+      <w:r>
+        <w:t xml:space="preserve">     The mistake is in Step 2.</w:t>
+      </w:r>
+    </w:p>
+    <w:p>
+      <w:pPr>
+        <w:spacing w:after="20" w:before="0"/>
+      </w:pPr>
+      <w:r>
+        <w:t xml:space="preserve">     Correct work: Follow the key idea: To find a unit rate, divide the total cost by the number of items. The lower cost per item is the better buy.</w:t>
+      </w:r>
+    </w:p>
+    <w:p>
+      <w:pPr>
+        <w:spacing w:after="40" w:before="0"/>
+      </w:pPr>
+      <w:r>
+        <w:rPr>
+          <w:b/>
+          <w:bCs/>
+        </w:rPr>
+        <w:t xml:space="preserve">8. A. 30 points per game</w:t>
+      </w:r>
+    </w:p>
+    <w:p>
+      <w:pPr>
+        <w:spacing w:after="20" w:before="0"/>
+      </w:pPr>
+      <w:r>
+        <w:t xml:space="preserve">     Divide points by games: 90 ÷ 3 = 30 points per game.</w:t>
       </w:r>
     </w:p>
     <w:p>
@@ -1534,19 +1750,31 @@
         <w:spacing w:after="80" w:before="0"/>
       </w:pPr>
       <w:r>
-        <w:t xml:space="preserve">     180 ÷ 3 = 60 miles per hour.</w:t>
-      </w:r>
-    </w:p>
-    <w:p>
-      <w:pPr>
-        <w:spacing w:after="40" w:before="0"/>
-      </w:pPr>
-      <w:r>
-        <w:rPr>
-          <w:b/>
-          <w:bCs/>
-        </w:rPr>
-        <w:t xml:space="preserve">8. A. $0.40</w:t>
+        <w:rPr>
+          <w:i/>
+          <w:iCs/>
+        </w:rPr>
+        <w:t xml:space="preserve">     Watch for: A common mistake in Rates and Unit Rates is skipping the key idea: "To find a unit rate, divide the total cost by the number of items. The lower cost per item is the better buy." — always check your work against this rule before you submit.</w:t>
+      </w:r>
+    </w:p>
+    <w:p>
+      <w:pPr>
+        <w:spacing w:after="40" w:before="0"/>
+      </w:pPr>
+      <w:r>
+        <w:rPr>
+          <w:b/>
+          <w:bCs/>
+        </w:rPr>
+        <w:t xml:space="preserve">9. A. Pulse, at 15 points per minute</w:t>
+      </w:r>
+    </w:p>
+    <w:p>
+      <w:pPr>
+        <w:spacing w:after="20" w:before="0"/>
+      </w:pPr>
+      <w:r>
+        <w:t xml:space="preserve">     Nova: 78 ÷ 6 = 13 points per minute. Pulse: 75 ÷ 5 = 15 points per minute. 15 &gt; 13, so Pulse is faster.</w:t>
       </w:r>
     </w:p>
     <w:p>
@@ -1554,47 +1782,63 @@
         <w:spacing w:after="80" w:before="0"/>
       </w:pPr>
       <w:r>
-        <w:t xml:space="preserve">     4.80 ÷ 12 = 0.40 per orange.</w:t>
-      </w:r>
-    </w:p>
-    <w:p>
-      <w:pPr>
-        <w:spacing w:after="40" w:before="0"/>
-      </w:pPr>
-      <w:r>
-        <w:rPr>
-          <w:b/>
-          <w:bCs/>
-        </w:rPr>
-        <w:t xml:space="preserve">9. A. 240 words in 4 minutes</w:t>
-      </w:r>
-    </w:p>
-    <w:p>
-      <w:pPr>
-        <w:spacing w:after="80" w:before="0"/>
-      </w:pPr>
-      <w:r>
-        <w:t xml:space="preserve">     60 words/min vs 50 words/min; 240 in 4 minutes is faster.</w:t>
-      </w:r>
-    </w:p>
-    <w:p>
-      <w:pPr>
-        <w:spacing w:after="40" w:before="0"/>
-      </w:pPr>
-      <w:r>
-        <w:rPr>
-          <w:b/>
-          <w:bCs/>
-        </w:rPr>
-        <w:t xml:space="preserve">10. A. 3</w:t>
-      </w:r>
-    </w:p>
-    <w:p>
-      <w:pPr>
-        <w:spacing w:after="80" w:before="0"/>
-      </w:pPr>
-      <w:r>
-        <w:t xml:space="preserve">     15 ÷ 5 = 3 liters per minute.</w:t>
+        <w:rPr>
+          <w:i/>
+          <w:iCs/>
+        </w:rPr>
+        <w:t xml:space="preserve">     Watch for: A common mistake in Rates and Unit Rates is skipping the key idea: "To find a unit rate, divide the total cost by the number of items. The lower cost per item is the better buy." — always check your work against this rule before you submit.</w:t>
+      </w:r>
+    </w:p>
+    <w:p>
+      <w:pPr>
+        <w:spacing w:after="40" w:before="0"/>
+      </w:pPr>
+      <w:r>
+        <w:rPr>
+          <w:b/>
+          <w:bCs/>
+        </w:rPr>
+        <w:t xml:space="preserve">10. Matches:</w:t>
+      </w:r>
+    </w:p>
+    <w:p>
+      <w:pPr>
+        <w:spacing w:after="20" w:before="0"/>
+      </w:pPr>
+      <w:r>
+        <w:t xml:space="preserve">     80 coins for 4 plays → 20 coins per play</w:t>
+      </w:r>
+    </w:p>
+    <w:p>
+      <w:pPr>
+        <w:spacing w:after="20" w:before="0"/>
+      </w:pPr>
+      <w:r>
+        <w:t xml:space="preserve">     63 coins for 7 plays → 9 coins per play</w:t>
+      </w:r>
+    </w:p>
+    <w:p>
+      <w:pPr>
+        <w:spacing w:after="20" w:before="0"/>
+      </w:pPr>
+      <w:r>
+        <w:t xml:space="preserve">     48 coins for 6 plays → 8 coins per play</w:t>
+      </w:r>
+    </w:p>
+    <w:p>
+      <w:pPr>
+        <w:spacing w:after="20" w:before="0"/>
+      </w:pPr>
+      <w:r>
+        <w:t xml:space="preserve">     55 coins for 5 plays → 11 coins per play</w:t>
+      </w:r>
+    </w:p>
+    <w:p>
+      <w:pPr>
+        <w:spacing w:after="40" w:before="0"/>
+      </w:pPr>
+      <w:r>
+        <w:t xml:space="preserve"/>
       </w:r>
     </w:p>
     <w:sectPr>

--- a/lessons/4-1/homework.docx
+++ b/lessons/4-1/homework.docx
@@ -1104,23 +1104,23 @@
         <w:spacing w:after="40" w:before="0"/>
       </w:pPr>
       <w:r>
-        <w:t xml:space="preserve">   Step 1 (Read): A student is working on Rates and Unit Rates.</w:t>
-      </w:r>
-    </w:p>
-    <w:p>
-      <w:pPr>
-        <w:spacing w:after="40" w:before="0"/>
-      </w:pPr>
-      <w:r>
-        <w:t xml:space="preserve">   Step 2 (Attempt): They ignored the rule: To find a unit rate, divide the total cost by the number of items. The lower cost per item is the better buy.</w:t>
-      </w:r>
-    </w:p>
-    <w:p>
-      <w:pPr>
-        <w:spacing w:after="40" w:before="0"/>
-      </w:pPr>
-      <w:r>
-        <w:t xml:space="preserve">   Step 3 (Check): The answer does not match the math rule from class.</w:t>
+        <w:t xml:space="preserve">   Step 1 (Read the problem): Pack X is 10 tokens for $4.00. Pack Y is 16 tokens for $6.00. Which is the better buy (lower cost per token)?</w:t>
+      </w:r>
+    </w:p>
+    <w:p>
+      <w:pPr>
+        <w:spacing w:after="40" w:before="0"/>
+      </w:pPr>
+      <w:r>
+        <w:t xml:space="preserve">   Step 2 (Compare the deals): Pack X costs $4.00 and Pack Y costs $6.00. The student says Pack X is the better buy because $4.00 is the lower total price.</w:t>
+      </w:r>
+    </w:p>
+    <w:p>
+      <w:pPr>
+        <w:spacing w:after="40" w:before="0"/>
+      </w:pPr>
+      <w:r>
+        <w:t xml:space="preserve">   Step 3 (State the answer): The student chooses Pack X.</w:t>
       </w:r>
     </w:p>
     <w:p>
@@ -1486,7 +1486,7 @@
           <w:i/>
           <w:iCs/>
         </w:rPr>
-        <w:t xml:space="preserve">     Watch for: A common mistake in Rates and Unit Rates is skipping the key idea: "To find a unit rate, divide the total cost by the number of items. The lower cost per item is the better buy." — always check your work against this rule before you submit.</w:t>
+        <w:t xml:space="preserve">     Watch for: A common mistake in Rates and Unit Rates is comparing total costs instead of unit rates: a student sees Pack X at $4.00 for 10 tokens and Pack Y at $6.00 for 16 tokens and picks Pack X just because $4.00 is the smaller number, without dividing to find the cost per token ($0.40 for Pack X vs. $0.375 for Pack Y — Pack Y is actually the better buy). A second common mistake is dividing backwards — finding tokens ÷ cost instead of cost ÷ tokens — which turns 'dollars per token' into 'tokens per dollar' and gives an answer that looks reasonable but answers the wrong question. Always divide the total cost by the number of items, and check that your unit rate answers 'the cost for ONE item,' not the reverse.</w:t>
       </w:r>
     </w:p>
     <w:p>
@@ -1518,7 +1518,7 @@
           <w:i/>
           <w:iCs/>
         </w:rPr>
-        <w:t xml:space="preserve">     Watch for: A common mistake in Rates and Unit Rates is skipping the key idea: "To find a unit rate, divide the total cost by the number of items. The lower cost per item is the better buy." — always check your work against this rule before you submit.</w:t>
+        <w:t xml:space="preserve">     Watch for: A common mistake in Rates and Unit Rates is comparing total costs instead of unit rates: a student sees Pack X at $4.00 for 10 tokens and Pack Y at $6.00 for 16 tokens and picks Pack X just because $4.00 is the smaller number, without dividing to find the cost per token ($0.40 for Pack X vs. $0.375 for Pack Y — Pack Y is actually the better buy). A second common mistake is dividing backwards — finding tokens ÷ cost instead of cost ÷ tokens — which turns 'dollars per token' into 'tokens per dollar' and gives an answer that looks reasonable but answers the wrong question. Always divide the total cost by the number of items, and check that your unit rate answers 'the cost for ONE item,' not the reverse.</w:t>
       </w:r>
     </w:p>
     <w:p>
@@ -1594,7 +1594,7 @@
           <w:i/>
           <w:iCs/>
         </w:rPr>
-        <w:t xml:space="preserve">     Watch for: A common mistake in Rates and Unit Rates is skipping the key idea: "To find a unit rate, divide the total cost by the number of items. The lower cost per item is the better buy." — always check your work against this rule before you submit.</w:t>
+        <w:t xml:space="preserve">     Watch for: A common mistake in Rates and Unit Rates is comparing total costs instead of unit rates: a student sees Pack X at $4.00 for 10 tokens and Pack Y at $6.00 for 16 tokens and picks Pack X just because $4.00 is the smaller number, without dividing to find the cost per token ($0.40 for Pack X vs. $0.375 for Pack Y — Pack Y is actually the better buy). A second common mistake is dividing backwards — finding tokens ÷ cost instead of cost ÷ tokens — which turns 'dollars per token' into 'tokens per dollar' and gives an answer that looks reasonable but answers the wrong question. Always divide the total cost by the number of items, and check that your unit rate answers 'the cost for ONE item,' not the reverse.</w:t>
       </w:r>
     </w:p>
     <w:p>
@@ -1694,7 +1694,7 @@
           <w:i/>
           <w:iCs/>
         </w:rPr>
-        <w:t xml:space="preserve">     Watch for: A common mistake in Rates and Unit Rates is skipping the key idea: "To find a unit rate, divide the total cost by the number of items. The lower cost per item is the better buy." — always check your work against this rule before you submit.</w:t>
+        <w:t xml:space="preserve">     Watch for: A common mistake in Rates and Unit Rates is comparing total costs instead of unit rates: a student sees Pack X at $4.00 for 10 tokens and Pack Y at $6.00 for 16 tokens and picks Pack X just because $4.00 is the smaller number, without dividing to find the cost per token ($0.40 for Pack X vs. $0.375 for Pack Y — Pack Y is actually the better buy). A second common mistake is dividing backwards — finding tokens ÷ cost instead of cost ÷ tokens — which turns 'dollars per token' into 'tokens per dollar' and gives an answer that looks reasonable but answers the wrong question. Always divide the total cost by the number of items, and check that your unit rate answers 'the cost for ONE item,' not the reverse.</w:t>
       </w:r>
     </w:p>
     <w:p>
@@ -1722,7 +1722,7 @@
         <w:spacing w:after="20" w:before="0"/>
       </w:pPr>
       <w:r>
-        <w:t xml:space="preserve">     Correct work: Follow the key idea: To find a unit rate, divide the total cost by the number of items. The lower cost per item is the better buy.</w:t>
+        <w:t xml:space="preserve">     Correct work: Compare unit rates, not total prices. Pack X: $4.00 ÷ 10 = $0.40 per token. Pack Y: $6.00 ÷ 16 = $0.375 per token. Pack Y has the lower cost per token, so Pack Y is the better buy.</w:t>
       </w:r>
     </w:p>
     <w:p>
@@ -1754,7 +1754,7 @@
           <w:i/>
           <w:iCs/>
         </w:rPr>
-        <w:t xml:space="preserve">     Watch for: A common mistake in Rates and Unit Rates is skipping the key idea: "To find a unit rate, divide the total cost by the number of items. The lower cost per item is the better buy." — always check your work against this rule before you submit.</w:t>
+        <w:t xml:space="preserve">     Watch for: A common mistake in Rates and Unit Rates is comparing total costs instead of unit rates: a student sees Pack X at $4.00 for 10 tokens and Pack Y at $6.00 for 16 tokens and picks Pack X just because $4.00 is the smaller number, without dividing to find the cost per token ($0.40 for Pack X vs. $0.375 for Pack Y — Pack Y is actually the better buy). A second common mistake is dividing backwards — finding tokens ÷ cost instead of cost ÷ tokens — which turns 'dollars per token' into 'tokens per dollar' and gives an answer that looks reasonable but answers the wrong question. Always divide the total cost by the number of items, and check that your unit rate answers 'the cost for ONE item,' not the reverse.</w:t>
       </w:r>
     </w:p>
     <w:p>
@@ -1786,7 +1786,7 @@
           <w:i/>
           <w:iCs/>
         </w:rPr>
-        <w:t xml:space="preserve">     Watch for: A common mistake in Rates and Unit Rates is skipping the key idea: "To find a unit rate, divide the total cost by the number of items. The lower cost per item is the better buy." — always check your work against this rule before you submit.</w:t>
+        <w:t xml:space="preserve">     Watch for: A common mistake in Rates and Unit Rates is comparing total costs instead of unit rates: a student sees Pack X at $4.00 for 10 tokens and Pack Y at $6.00 for 16 tokens and picks Pack X just because $4.00 is the smaller number, without dividing to find the cost per token ($0.40 for Pack X vs. $0.375 for Pack Y — Pack Y is actually the better buy). A second common mistake is dividing backwards — finding tokens ÷ cost instead of cost ÷ tokens — which turns 'dollars per token' into 'tokens per dollar' and gives an answer that looks reasonable but answers the wrong question. Always divide the total cost by the number of items, and check that your unit rate answers 'the cost for ONE item,' not the reverse.</w:t>
       </w:r>
     </w:p>
     <w:p>

--- a/lessons/4-1/homework.docx
+++ b/lessons/4-1/homework.docx
@@ -12,7 +12,7 @@
           <w:b/>
           <w:bCs/>
         </w:rPr>
-        <w:t xml:space="preserve">Percents Greater Than 100% and Less Than 1% — Homework</w:t>
+        <w:t xml:space="preserve">Understand Percent — Homework</w:t>
       </w:r>
     </w:p>
     <w:p>
@@ -24,7 +24,7 @@
           <w:i/>
           <w:iCs/>
         </w:rPr>
-        <w:t xml:space="preserve">Lesson 4-3  •  Standard 6.AT.4</w:t>
+        <w:t xml:space="preserve">Lesson 4-1  •  Standard 6.AT.4</w:t>
       </w:r>
     </w:p>
     <w:p>
@@ -161,136 +161,10 @@
           <w:b/>
           <w:bCs/>
         </w:rPr>
-        <w:t xml:space="preserve">Percent (Porcentaje)</w:t>
-      </w:r>
-      <w:r>
-        <w:t xml:space="preserve"> — A way to compare a number to 100, shown with the % sign.</w:t>
-      </w:r>
-    </w:p>
-    <w:p>
-      <w:pPr>
-        <w:keepNext/>
-        <w:spacing w:after="20" w:before="80"/>
-        <w:jc w:val="center"/>
-      </w:pPr>
-      <w:r>
-        <w:drawing>
-          <wp:inline distT="0" distB="0" distL="0" distR="0">
-            <wp:extent cx="1047750" cy="790575"/>
-            <wp:effectExtent t="0" r="0" b="0" l="0"/>
-            <wp:docPr id="1" name="" descr="" title=""/>
-            <wp:cNvGraphicFramePr>
-              <a:graphicFrameLocks xmlns:a="http://schemas.openxmlformats.org/drawingml/2006/main" noChangeAspect="1"/>
-            </wp:cNvGraphicFramePr>
-            <a:graphic xmlns:a="http://schemas.openxmlformats.org/drawingml/2006/main">
-              <a:graphicData uri="http://schemas.openxmlformats.org/drawingml/2006/picture">
-                <pic:pic xmlns:pic="http://schemas.openxmlformats.org/drawingml/2006/picture">
-                  <pic:nvPicPr>
-                    <pic:cNvPr id="0" name="" descr=""/>
-                    <pic:cNvPicPr>
-                      <a:picLocks noChangeAspect="1" noChangeArrowheads="1"/>
-                    </pic:cNvPicPr>
-                  </pic:nvPicPr>
-                  <pic:blipFill>
-                    <a:blip r:embed="rId7" cstate="none"/>
-                    <a:srcRect/>
-                    <a:stretch>
-                      <a:fillRect/>
-                    </a:stretch>
-                  </pic:blipFill>
-                  <pic:spPr bwMode="auto">
-                    <a:xfrm>
-                      <a:off x="0" y="0"/>
-                      <a:ext cx="1047750" cy="790575"/>
-                    </a:xfrm>
-                    <a:prstGeom prst="rect">
-                      <a:avLst/>
-                    </a:prstGeom>
-                  </pic:spPr>
-                </pic:pic>
-              </a:graphicData>
-            </a:graphic>
-          </wp:inline>
-        </w:drawing>
-      </w:r>
-    </w:p>
-    <w:p>
-      <w:pPr>
-        <w:keepNext/>
-        <w:spacing w:after="120"/>
-      </w:pPr>
-      <w:r>
-        <w:rPr>
-          <w:b/>
-          <w:bCs/>
-        </w:rPr>
-        <w:t xml:space="preserve">Greater than 100% (Mayor que 100%)</w:t>
-      </w:r>
-      <w:r>
-        <w:t xml:space="preserve"> — A percent bigger than 100%, more than the whole thing.</w:t>
-      </w:r>
-    </w:p>
-    <w:p>
-      <w:pPr>
-        <w:keepNext/>
-        <w:spacing w:after="20" w:before="80"/>
-        <w:jc w:val="center"/>
-      </w:pPr>
-      <w:r>
-        <w:drawing>
-          <wp:inline distT="0" distB="0" distL="0" distR="0">
-            <wp:extent cx="1047750" cy="790575"/>
-            <wp:effectExtent t="0" r="0" b="0" l="0"/>
-            <wp:docPr id="1" name="" descr="" title=""/>
-            <wp:cNvGraphicFramePr>
-              <a:graphicFrameLocks xmlns:a="http://schemas.openxmlformats.org/drawingml/2006/main" noChangeAspect="1"/>
-            </wp:cNvGraphicFramePr>
-            <a:graphic xmlns:a="http://schemas.openxmlformats.org/drawingml/2006/main">
-              <a:graphicData uri="http://schemas.openxmlformats.org/drawingml/2006/picture">
-                <pic:pic xmlns:pic="http://schemas.openxmlformats.org/drawingml/2006/picture">
-                  <pic:nvPicPr>
-                    <pic:cNvPr id="0" name="" descr=""/>
-                    <pic:cNvPicPr>
-                      <a:picLocks noChangeAspect="1" noChangeArrowheads="1"/>
-                    </pic:cNvPicPr>
-                  </pic:nvPicPr>
-                  <pic:blipFill>
-                    <a:blip r:embed="rId7" cstate="none"/>
-                    <a:srcRect/>
-                    <a:stretch>
-                      <a:fillRect/>
-                    </a:stretch>
-                  </pic:blipFill>
-                  <pic:spPr bwMode="auto">
-                    <a:xfrm>
-                      <a:off x="0" y="0"/>
-                      <a:ext cx="1047750" cy="790575"/>
-                    </a:xfrm>
-                    <a:prstGeom prst="rect">
-                      <a:avLst/>
-                    </a:prstGeom>
-                  </pic:spPr>
-                </pic:pic>
-              </a:graphicData>
-            </a:graphic>
-          </wp:inline>
-        </w:drawing>
-      </w:r>
-    </w:p>
-    <w:p>
-      <w:pPr>
-        <w:keepNext/>
-        <w:spacing w:after="120"/>
-      </w:pPr>
-      <w:r>
-        <w:rPr>
-          <w:b/>
-          <w:bCs/>
-        </w:rPr>
-        <w:t xml:space="preserve">Less than 1% (Menor que 1%)</w:t>
-      </w:r>
-      <w:r>
-        <w:t xml:space="preserve"> — A percent smaller than 1%, a very tiny part.</w:t>
+        <w:t xml:space="preserve">Percents Greater Than 100% and Less Than 1% (Porcentajes mayores que 100% y menores que 1%)</w:t>
+      </w:r>
+      <w:r>
+        <w:t xml:space="preserve"> — Percents can describe amounts greater than one whole or smaller than one hundredth of a whole.</w:t>
       </w:r>
     </w:p>
     <w:p>
@@ -350,10 +224,136 @@
           <w:b/>
           <w:bCs/>
         </w:rPr>
-        <w:t xml:space="preserve">Equivalent (Equivalente)</w:t>
-      </w:r>
-      <w:r>
-        <w:t xml:space="preserve"> — Having the same value, just written a different way.</w:t>
+        <w:t xml:space="preserve">Percent (Porcentaje)</w:t>
+      </w:r>
+      <w:r>
+        <w:t xml:space="preserve"> — A way to compare a number to 100, shown with the % sign.</w:t>
+      </w:r>
+    </w:p>
+    <w:p>
+      <w:pPr>
+        <w:keepNext/>
+        <w:spacing w:after="20" w:before="80"/>
+        <w:jc w:val="center"/>
+      </w:pPr>
+      <w:r>
+        <w:drawing>
+          <wp:inline distT="0" distB="0" distL="0" distR="0">
+            <wp:extent cx="1047750" cy="790575"/>
+            <wp:effectExtent t="0" r="0" b="0" l="0"/>
+            <wp:docPr id="1" name="" descr="" title=""/>
+            <wp:cNvGraphicFramePr>
+              <a:graphicFrameLocks xmlns:a="http://schemas.openxmlformats.org/drawingml/2006/main" noChangeAspect="1"/>
+            </wp:cNvGraphicFramePr>
+            <a:graphic xmlns:a="http://schemas.openxmlformats.org/drawingml/2006/main">
+              <a:graphicData uri="http://schemas.openxmlformats.org/drawingml/2006/picture">
+                <pic:pic xmlns:pic="http://schemas.openxmlformats.org/drawingml/2006/picture">
+                  <pic:nvPicPr>
+                    <pic:cNvPr id="0" name="" descr=""/>
+                    <pic:cNvPicPr>
+                      <a:picLocks noChangeAspect="1" noChangeArrowheads="1"/>
+                    </pic:cNvPicPr>
+                  </pic:nvPicPr>
+                  <pic:blipFill>
+                    <a:blip r:embed="rId8" cstate="none"/>
+                    <a:srcRect/>
+                    <a:stretch>
+                      <a:fillRect/>
+                    </a:stretch>
+                  </pic:blipFill>
+                  <pic:spPr bwMode="auto">
+                    <a:xfrm>
+                      <a:off x="0" y="0"/>
+                      <a:ext cx="1047750" cy="790575"/>
+                    </a:xfrm>
+                    <a:prstGeom prst="rect">
+                      <a:avLst/>
+                    </a:prstGeom>
+                  </pic:spPr>
+                </pic:pic>
+              </a:graphicData>
+            </a:graphic>
+          </wp:inline>
+        </w:drawing>
+      </w:r>
+    </w:p>
+    <w:p>
+      <w:pPr>
+        <w:keepNext/>
+        <w:spacing w:after="120"/>
+      </w:pPr>
+      <w:r>
+        <w:rPr>
+          <w:b/>
+          <w:bCs/>
+        </w:rPr>
+        <w:t xml:space="preserve">Greater than 100% (Mayor que 100%)</w:t>
+      </w:r>
+      <w:r>
+        <w:t xml:space="preserve"> — A percent bigger than 100%, more than the whole thing.</w:t>
+      </w:r>
+    </w:p>
+    <w:p>
+      <w:pPr>
+        <w:keepNext/>
+        <w:spacing w:after="20" w:before="80"/>
+        <w:jc w:val="center"/>
+      </w:pPr>
+      <w:r>
+        <w:drawing>
+          <wp:inline distT="0" distB="0" distL="0" distR="0">
+            <wp:extent cx="1047750" cy="790575"/>
+            <wp:effectExtent t="0" r="0" b="0" l="0"/>
+            <wp:docPr id="1" name="" descr="" title=""/>
+            <wp:cNvGraphicFramePr>
+              <a:graphicFrameLocks xmlns:a="http://schemas.openxmlformats.org/drawingml/2006/main" noChangeAspect="1"/>
+            </wp:cNvGraphicFramePr>
+            <a:graphic xmlns:a="http://schemas.openxmlformats.org/drawingml/2006/main">
+              <a:graphicData uri="http://schemas.openxmlformats.org/drawingml/2006/picture">
+                <pic:pic xmlns:pic="http://schemas.openxmlformats.org/drawingml/2006/picture">
+                  <pic:nvPicPr>
+                    <pic:cNvPr id="0" name="" descr=""/>
+                    <pic:cNvPicPr>
+                      <a:picLocks noChangeAspect="1" noChangeArrowheads="1"/>
+                    </pic:cNvPicPr>
+                  </pic:nvPicPr>
+                  <pic:blipFill>
+                    <a:blip r:embed="rId8" cstate="none"/>
+                    <a:srcRect/>
+                    <a:stretch>
+                      <a:fillRect/>
+                    </a:stretch>
+                  </pic:blipFill>
+                  <pic:spPr bwMode="auto">
+                    <a:xfrm>
+                      <a:off x="0" y="0"/>
+                      <a:ext cx="1047750" cy="790575"/>
+                    </a:xfrm>
+                    <a:prstGeom prst="rect">
+                      <a:avLst/>
+                    </a:prstGeom>
+                  </pic:spPr>
+                </pic:pic>
+              </a:graphicData>
+            </a:graphic>
+          </wp:inline>
+        </w:drawing>
+      </w:r>
+    </w:p>
+    <w:p>
+      <w:pPr>
+        <w:keepNext/>
+        <w:spacing w:after="120"/>
+      </w:pPr>
+      <w:r>
+        <w:rPr>
+          <w:b/>
+          <w:bCs/>
+        </w:rPr>
+        <w:t xml:space="preserve">Less than 1% (Menor que 1%)</w:t>
+      </w:r>
+      <w:r>
+        <w:t xml:space="preserve"> — A percent smaller than 1%, a very tiny part.</w:t>
       </w:r>
     </w:p>
     <w:p>
@@ -413,10 +413,73 @@
           <w:b/>
           <w:bCs/>
         </w:rPr>
+        <w:t xml:space="preserve">Equivalent (Equivalente)</w:t>
+      </w:r>
+      <w:r>
+        <w:t xml:space="preserve"> — Having the same value, just written a different way.</w:t>
+      </w:r>
+    </w:p>
+    <w:p>
+      <w:pPr>
+        <w:keepNext/>
+        <w:spacing w:after="20" w:before="80"/>
+        <w:jc w:val="center"/>
+      </w:pPr>
+      <w:r>
+        <w:drawing>
+          <wp:inline distT="0" distB="0" distL="0" distR="0">
+            <wp:extent cx="1047750" cy="790575"/>
+            <wp:effectExtent t="0" r="0" b="0" l="0"/>
+            <wp:docPr id="1" name="" descr="" title=""/>
+            <wp:cNvGraphicFramePr>
+              <a:graphicFrameLocks xmlns:a="http://schemas.openxmlformats.org/drawingml/2006/main" noChangeAspect="1"/>
+            </wp:cNvGraphicFramePr>
+            <a:graphic xmlns:a="http://schemas.openxmlformats.org/drawingml/2006/main">
+              <a:graphicData uri="http://schemas.openxmlformats.org/drawingml/2006/picture">
+                <pic:pic xmlns:pic="http://schemas.openxmlformats.org/drawingml/2006/picture">
+                  <pic:nvPicPr>
+                    <pic:cNvPr id="0" name="" descr=""/>
+                    <pic:cNvPicPr>
+                      <a:picLocks noChangeAspect="1" noChangeArrowheads="1"/>
+                    </pic:cNvPicPr>
+                  </pic:nvPicPr>
+                  <pic:blipFill>
+                    <a:blip r:embed="rId10" cstate="none"/>
+                    <a:srcRect/>
+                    <a:stretch>
+                      <a:fillRect/>
+                    </a:stretch>
+                  </pic:blipFill>
+                  <pic:spPr bwMode="auto">
+                    <a:xfrm>
+                      <a:off x="0" y="0"/>
+                      <a:ext cx="1047750" cy="790575"/>
+                    </a:xfrm>
+                    <a:prstGeom prst="rect">
+                      <a:avLst/>
+                    </a:prstGeom>
+                  </pic:spPr>
+                </pic:pic>
+              </a:graphicData>
+            </a:graphic>
+          </wp:inline>
+        </w:drawing>
+      </w:r>
+    </w:p>
+    <w:p>
+      <w:pPr>
+        <w:keepNext/>
+        <w:spacing w:after="120"/>
+      </w:pPr>
+      <w:r>
+        <w:rPr>
+          <w:b/>
+          <w:bCs/>
+        </w:rPr>
         <w:t xml:space="preserve">Mixed number (Número mixto)</w:t>
       </w:r>
       <w:r>
-        <w:t xml:space="preserve"> — A whole number plus a fraction, like 1 1/2.</w:t>
+        <w:t xml:space="preserve"> — A whole number plus a fraction, like 2 1/3.</w:t>
       </w:r>
     </w:p>
     <w:p>
@@ -823,7 +886,7 @@
           <w:b/>
           <w:bCs/>
         </w:rPr>
-        <w:t xml:space="preserve">5. Convert each percent to a decimal and a fraction.</w:t>
+        <w:t xml:space="preserve">5. Convert each percent. Write it as a fraction out of 100 first, then give the decimal and the simplest-form fraction.</w:t>
       </w:r>
     </w:p>
     <w:tbl>
@@ -842,6 +905,7 @@
         <w:gridCol w:w="100"/>
         <w:gridCol w:w="100"/>
         <w:gridCol w:w="100"/>
+        <w:gridCol w:w="100"/>
       </w:tblGrid>
       <w:tr>
         <w:trPr>
@@ -849,7 +913,7 @@
         </w:trPr>
         <w:tc>
           <w:tcPr>
-            <w:tcW w:type="pct" w:w="33%"/>
+            <w:tcW w:type="pct" w:w="25%"/>
           </w:tcPr>
           <w:p>
             <w:r>
@@ -863,7 +927,21 @@
         </w:tc>
         <w:tc>
           <w:tcPr>
-            <w:tcW w:type="pct" w:w="33%"/>
+            <w:tcW w:type="pct" w:w="25%"/>
+          </w:tcPr>
+          <w:p>
+            <w:r>
+              <w:rPr>
+                <w:b/>
+                <w:bCs/>
+              </w:rPr>
+              <w:t xml:space="preserve">Fraction out of 100</w:t>
+            </w:r>
+          </w:p>
+        </w:tc>
+        <w:tc>
+          <w:tcPr>
+            <w:tcW w:type="pct" w:w="25%"/>
           </w:tcPr>
           <w:p>
             <w:r>
@@ -877,7 +955,7 @@
         </w:tc>
         <w:tc>
           <w:tcPr>
-            <w:tcW w:type="pct" w:w="33%"/>
+            <w:tcW w:type="pct" w:w="25%"/>
           </w:tcPr>
           <w:p>
             <w:r>
@@ -885,7 +963,7 @@
                 <w:b/>
                 <w:bCs/>
               </w:rPr>
-              <w:t xml:space="preserve">Fraction</w:t>
+              <w:t xml:space="preserve">Fraction in simplest form</w:t>
             </w:r>
           </w:p>
         </w:tc>
@@ -893,7 +971,7 @@
       <w:tr>
         <w:tc>
           <w:tcPr>
-            <w:tcW w:type="pct" w:w="33%"/>
+            <w:tcW w:type="pct" w:w="25%"/>
           </w:tcPr>
           <w:p>
             <w:r>
@@ -907,7 +985,21 @@
         </w:tc>
         <w:tc>
           <w:tcPr>
-            <w:tcW w:type="pct" w:w="33%"/>
+            <w:tcW w:type="pct" w:w="25%"/>
+          </w:tcPr>
+          <w:p>
+            <w:r>
+              <w:rPr>
+                <w:b w:val="false"/>
+                <w:bCs w:val="false"/>
+              </w:rPr>
+              <w:t xml:space="preserve">150/100</w:t>
+            </w:r>
+          </w:p>
+        </w:tc>
+        <w:tc>
+          <w:tcPr>
+            <w:tcW w:type="pct" w:w="25%"/>
           </w:tcPr>
           <w:p>
             <w:r>
@@ -921,7 +1013,7 @@
         </w:tc>
         <w:tc>
           <w:tcPr>
-            <w:tcW w:type="pct" w:w="33%"/>
+            <w:tcW w:type="pct" w:w="25%"/>
           </w:tcPr>
           <w:p>
             <w:r>
@@ -937,7 +1029,7 @@
       <w:tr>
         <w:tc>
           <w:tcPr>
-            <w:tcW w:type="pct" w:w="33%"/>
+            <w:tcW w:type="pct" w:w="25%"/>
           </w:tcPr>
           <w:p>
             <w:r>
@@ -951,7 +1043,7 @@
         </w:tc>
         <w:tc>
           <w:tcPr>
-            <w:tcW w:type="pct" w:w="33%"/>
+            <w:tcW w:type="pct" w:w="25%"/>
           </w:tcPr>
           <w:p>
             <w:r>
@@ -965,7 +1057,7 @@
         </w:tc>
         <w:tc>
           <w:tcPr>
-            <w:tcW w:type="pct" w:w="33%"/>
+            <w:tcW w:type="pct" w:w="25%"/>
           </w:tcPr>
           <w:p>
             <w:r>
@@ -977,11 +1069,25 @@
             </w:r>
           </w:p>
         </w:tc>
+        <w:tc>
+          <w:tcPr>
+            <w:tcW w:type="pct" w:w="25%"/>
+          </w:tcPr>
+          <w:p>
+            <w:r>
+              <w:rPr>
+                <w:b w:val="false"/>
+                <w:bCs w:val="false"/>
+              </w:rPr>
+              <w:t xml:space="preserve"> </w:t>
+            </w:r>
+          </w:p>
+        </w:tc>
       </w:tr>
       <w:tr>
         <w:tc>
           <w:tcPr>
-            <w:tcW w:type="pct" w:w="33%"/>
+            <w:tcW w:type="pct" w:w="25%"/>
           </w:tcPr>
           <w:p>
             <w:r>
@@ -995,7 +1101,7 @@
         </w:tc>
         <w:tc>
           <w:tcPr>
-            <w:tcW w:type="pct" w:w="33%"/>
+            <w:tcW w:type="pct" w:w="25%"/>
           </w:tcPr>
           <w:p>
             <w:r>
@@ -1009,7 +1115,7 @@
         </w:tc>
         <w:tc>
           <w:tcPr>
-            <w:tcW w:type="pct" w:w="33%"/>
+            <w:tcW w:type="pct" w:w="25%"/>
           </w:tcPr>
           <w:p>
             <w:r>
@@ -1021,11 +1127,25 @@
             </w:r>
           </w:p>
         </w:tc>
+        <w:tc>
+          <w:tcPr>
+            <w:tcW w:type="pct" w:w="25%"/>
+          </w:tcPr>
+          <w:p>
+            <w:r>
+              <w:rPr>
+                <w:b w:val="false"/>
+                <w:bCs w:val="false"/>
+              </w:rPr>
+              <w:t xml:space="preserve"> </w:t>
+            </w:r>
+          </w:p>
+        </w:tc>
       </w:tr>
       <w:tr>
         <w:tc>
           <w:tcPr>
-            <w:tcW w:type="pct" w:w="33%"/>
+            <w:tcW w:type="pct" w:w="25%"/>
           </w:tcPr>
           <w:p>
             <w:r>
@@ -1039,7 +1159,7 @@
         </w:tc>
         <w:tc>
           <w:tcPr>
-            <w:tcW w:type="pct" w:w="33%"/>
+            <w:tcW w:type="pct" w:w="25%"/>
           </w:tcPr>
           <w:p>
             <w:r>
@@ -1053,7 +1173,7 @@
         </w:tc>
         <w:tc>
           <w:tcPr>
-            <w:tcW w:type="pct" w:w="33%"/>
+            <w:tcW w:type="pct" w:w="25%"/>
           </w:tcPr>
           <w:p>
             <w:r>
@@ -1065,6 +1185,20 @@
             </w:r>
           </w:p>
         </w:tc>
+        <w:tc>
+          <w:tcPr>
+            <w:tcW w:type="pct" w:w="25%"/>
+          </w:tcPr>
+          <w:p>
+            <w:r>
+              <w:rPr>
+                <w:b w:val="false"/>
+                <w:bCs w:val="false"/>
+              </w:rPr>
+              <w:t xml:space="preserve"> </w:t>
+            </w:r>
+          </w:p>
+        </w:tc>
       </w:tr>
     </w:tbl>
     <w:p>
@@ -1087,7 +1221,7 @@
           <w:b/>
           <w:bCs/>
         </w:rPr>
-        <w:t xml:space="preserve">6. onLevel — Spot the Common Mistake</w:t>
+        <w:t xml:space="preserve">6. Spot the Common Mistake</w:t>
       </w:r>
     </w:p>
     <w:p>
@@ -1622,7 +1756,15 @@
           <w:b/>
           <w:bCs/>
         </w:rPr>
-        <w:t xml:space="preserve">5. Convert each percent to a decimal and a fraction.</w:t>
+        <w:t xml:space="preserve">5. Convert each percent. Write it as a fraction out of 100 first, then give the decimal and the simplest-form fraction.</w:t>
+      </w:r>
+    </w:p>
+    <w:p>
+      <w:pPr>
+        <w:spacing w:after="20" w:before="0"/>
+      </w:pPr>
+      <w:r>
+        <w:t xml:space="preserve">     250% — Fraction out of 100: 250/100</w:t>
       </w:r>
     </w:p>
     <w:p>
@@ -1638,7 +1780,15 @@
         <w:spacing w:after="20" w:before="0"/>
       </w:pPr>
       <w:r>
-        <w:t xml:space="preserve">     250% — Fraction: 5/2</w:t>
+        <w:t xml:space="preserve">     250% — Fraction in simplest form: 5/2</w:t>
+      </w:r>
+    </w:p>
+    <w:p>
+      <w:pPr>
+        <w:spacing w:after="20" w:before="0"/>
+      </w:pPr>
+      <w:r>
+        <w:t xml:space="preserve">     0.5% — Fraction out of 100: 0.5/100</w:t>
       </w:r>
     </w:p>
     <w:p>
@@ -1654,7 +1804,15 @@
         <w:spacing w:after="20" w:before="0"/>
       </w:pPr>
       <w:r>
-        <w:t xml:space="preserve">     0.5% — Fraction: 1/200</w:t>
+        <w:t xml:space="preserve">     0.5% — Fraction in simplest form: 1/200</w:t>
+      </w:r>
+    </w:p>
+    <w:p>
+      <w:pPr>
+        <w:spacing w:after="20" w:before="0"/>
+      </w:pPr>
+      <w:r>
+        <w:t xml:space="preserve">     0.25% — Fraction out of 100: 0.25/100</w:t>
       </w:r>
     </w:p>
     <w:p>
@@ -1670,7 +1828,7 @@
         <w:spacing w:after="20" w:before="0"/>
       </w:pPr>
       <w:r>
-        <w:t xml:space="preserve">     0.25% — Fraction: 1/400</w:t>
+        <w:t xml:space="preserve">     0.25% — Fraction in simplest form: 1/400</w:t>
       </w:r>
     </w:p>
     <w:p>
@@ -1690,7 +1848,7 @@
           <w:b/>
           <w:bCs/>
         </w:rPr>
-        <w:t xml:space="preserve">6. onLevel — Spot the Common Mistake</w:t>
+        <w:t xml:space="preserve">6. Spot the Common Mistake</w:t>
       </w:r>
     </w:p>
     <w:p>
@@ -1707,6 +1865,14 @@
       </w:pPr>
       <w:r>
         <w:t xml:space="preserve">     Correct work: To change a percent to a decimal, always divide by 100 — move the decimal point TWO places to the left, not one. 0.8 ÷ 100 = 0.008. So 0.8% = 0.008, which is far less than 1% (0.01), matching the tiny drop chance in the problem.</w:t>
+      </w:r>
+    </w:p>
+    <w:p>
+      <w:pPr>
+        <w:spacing w:after="80" w:before="0"/>
+      </w:pPr>
+      <w:r>
+        <w:t xml:space="preserve">     Watch for: In the Attempt step the student divided by 10 and moved the decimal only one place. Percent to decimal always means dividing by 100, so 0.8 ÷ 100 = 0.008 — a value below 0.01, which matches a drop chance smaller than 1%.</w:t>
       </w:r>
     </w:p>
     <w:p>

--- a/lessons/4-1/homework.docx
+++ b/lessons/4-1/homework.docx
@@ -80,7 +80,7 @@
         <w:spacing w:after="60" w:before="0"/>
       </w:pPr>
       <w:r>
-        <w:t xml:space="preserve">Content: I can write and interpret percents greater than 100% and less than 1%.</w:t>
+        <w:t xml:space="preserve">Content: I can explain a percent as a rate per 100, model it on a decimal grid or tape diagram, and interpret percents greater than 100%.</w:t>
       </w:r>
     </w:p>
     <w:p>
@@ -88,7 +88,7 @@
         <w:spacing w:after="60" w:before="0"/>
       </w:pPr>
       <w:r>
-        <w:t xml:space="preserve">Language: I can explain my reasoning using the words percent, greater than 100%, less than 1%, and equivalent.</w:t>
+        <w:t xml:space="preserve">Language: I can explain what a percent means using the words per hundred, part, whole, and equivalent ratio.</w:t>
       </w:r>
     </w:p>
     <w:p>
@@ -161,10 +161,10 @@
           <w:b/>
           <w:bCs/>
         </w:rPr>
-        <w:t xml:space="preserve">Percents Greater Than 100% and Less Than 1% (Porcentajes mayores que 100% y menores que 1%)</w:t>
-      </w:r>
-      <w:r>
-        <w:t xml:space="preserve"> — Percents can describe amounts greater than one whole or smaller than one hundredth of a whole.</w:t>
+        <w:t xml:space="preserve">Understand Percent (Comprender el porcentaje)</w:t>
+      </w:r>
+      <w:r>
+        <w:t xml:space="preserve"> — A percent is a ratio that compares a number to 100, so every percent answers the question “how many out of 100?”</w:t>
       </w:r>
     </w:p>
     <w:p>
@@ -227,7 +227,196 @@
         <w:t xml:space="preserve">Percent (Porcentaje)</w:t>
       </w:r>
       <w:r>
-        <w:t xml:space="preserve"> — A way to compare a number to 100, shown with the % sign.</w:t>
+        <w:t xml:space="preserve"> — A ratio that compares a number to 100. The word means “per hundred,” and the symbol is %.</w:t>
+      </w:r>
+    </w:p>
+    <w:p>
+      <w:pPr>
+        <w:keepNext/>
+        <w:spacing w:after="20" w:before="80"/>
+        <w:jc w:val="center"/>
+      </w:pPr>
+      <w:r>
+        <w:drawing>
+          <wp:inline distT="0" distB="0" distL="0" distR="0">
+            <wp:extent cx="1047750" cy="790575"/>
+            <wp:effectExtent t="0" r="0" b="0" l="0"/>
+            <wp:docPr id="1" name="" descr="" title=""/>
+            <wp:cNvGraphicFramePr>
+              <a:graphicFrameLocks xmlns:a="http://schemas.openxmlformats.org/drawingml/2006/main" noChangeAspect="1"/>
+            </wp:cNvGraphicFramePr>
+            <a:graphic xmlns:a="http://schemas.openxmlformats.org/drawingml/2006/main">
+              <a:graphicData uri="http://schemas.openxmlformats.org/drawingml/2006/picture">
+                <pic:pic xmlns:pic="http://schemas.openxmlformats.org/drawingml/2006/picture">
+                  <pic:nvPicPr>
+                    <pic:cNvPr id="0" name="" descr=""/>
+                    <pic:cNvPicPr>
+                      <a:picLocks noChangeAspect="1" noChangeArrowheads="1"/>
+                    </pic:cNvPicPr>
+                  </pic:nvPicPr>
+                  <pic:blipFill>
+                    <a:blip r:embed="rId7" cstate="none"/>
+                    <a:srcRect/>
+                    <a:stretch>
+                      <a:fillRect/>
+                    </a:stretch>
+                  </pic:blipFill>
+                  <pic:spPr bwMode="auto">
+                    <a:xfrm>
+                      <a:off x="0" y="0"/>
+                      <a:ext cx="1047750" cy="790575"/>
+                    </a:xfrm>
+                    <a:prstGeom prst="rect">
+                      <a:avLst/>
+                    </a:prstGeom>
+                  </pic:spPr>
+                </pic:pic>
+              </a:graphicData>
+            </a:graphic>
+          </wp:inline>
+        </w:drawing>
+      </w:r>
+    </w:p>
+    <w:p>
+      <w:pPr>
+        <w:keepNext/>
+        <w:spacing w:after="120"/>
+      </w:pPr>
+      <w:r>
+        <w:rPr>
+          <w:b/>
+          <w:bCs/>
+        </w:rPr>
+        <w:t xml:space="preserve">Per hundred (Por cada cien)</w:t>
+      </w:r>
+      <w:r>
+        <w:t xml:space="preserve"> — The meaning hidden inside the word percent: for every group of 100. It is why every percent can be written as a fraction over 100.</w:t>
+      </w:r>
+    </w:p>
+    <w:p>
+      <w:pPr>
+        <w:keepNext/>
+        <w:spacing w:after="20" w:before="80"/>
+        <w:jc w:val="center"/>
+      </w:pPr>
+      <w:r>
+        <w:drawing>
+          <wp:inline distT="0" distB="0" distL="0" distR="0">
+            <wp:extent cx="1047750" cy="790575"/>
+            <wp:effectExtent t="0" r="0" b="0" l="0"/>
+            <wp:docPr id="1" name="" descr="" title=""/>
+            <wp:cNvGraphicFramePr>
+              <a:graphicFrameLocks xmlns:a="http://schemas.openxmlformats.org/drawingml/2006/main" noChangeAspect="1"/>
+            </wp:cNvGraphicFramePr>
+            <a:graphic xmlns:a="http://schemas.openxmlformats.org/drawingml/2006/main">
+              <a:graphicData uri="http://schemas.openxmlformats.org/drawingml/2006/picture">
+                <pic:pic xmlns:pic="http://schemas.openxmlformats.org/drawingml/2006/picture">
+                  <pic:nvPicPr>
+                    <pic:cNvPr id="0" name="" descr=""/>
+                    <pic:cNvPicPr>
+                      <a:picLocks noChangeAspect="1" noChangeArrowheads="1"/>
+                    </pic:cNvPicPr>
+                  </pic:nvPicPr>
+                  <pic:blipFill>
+                    <a:blip r:embed="rId7" cstate="none"/>
+                    <a:srcRect/>
+                    <a:stretch>
+                      <a:fillRect/>
+                    </a:stretch>
+                  </pic:blipFill>
+                  <pic:spPr bwMode="auto">
+                    <a:xfrm>
+                      <a:off x="0" y="0"/>
+                      <a:ext cx="1047750" cy="790575"/>
+                    </a:xfrm>
+                    <a:prstGeom prst="rect">
+                      <a:avLst/>
+                    </a:prstGeom>
+                  </pic:spPr>
+                </pic:pic>
+              </a:graphicData>
+            </a:graphic>
+          </wp:inline>
+        </w:drawing>
+      </w:r>
+    </w:p>
+    <w:p>
+      <w:pPr>
+        <w:keepNext/>
+        <w:spacing w:after="120"/>
+      </w:pPr>
+      <w:r>
+        <w:rPr>
+          <w:b/>
+          <w:bCs/>
+        </w:rPr>
+        <w:t xml:space="preserve">Decimal grid (Cuadrícula decimal)</w:t>
+      </w:r>
+      <w:r>
+        <w:t xml:space="preserve"> — A 10-by-10 grid of 100 squares. Shading squares shows a percent directly, one square per percent.</w:t>
+      </w:r>
+    </w:p>
+    <w:p>
+      <w:pPr>
+        <w:keepNext/>
+        <w:spacing w:after="20" w:before="80"/>
+        <w:jc w:val="center"/>
+      </w:pPr>
+      <w:r>
+        <w:drawing>
+          <wp:inline distT="0" distB="0" distL="0" distR="0">
+            <wp:extent cx="1047750" cy="790575"/>
+            <wp:effectExtent t="0" r="0" b="0" l="0"/>
+            <wp:docPr id="1" name="" descr="" title=""/>
+            <wp:cNvGraphicFramePr>
+              <a:graphicFrameLocks xmlns:a="http://schemas.openxmlformats.org/drawingml/2006/main" noChangeAspect="1"/>
+            </wp:cNvGraphicFramePr>
+            <a:graphic xmlns:a="http://schemas.openxmlformats.org/drawingml/2006/main">
+              <a:graphicData uri="http://schemas.openxmlformats.org/drawingml/2006/picture">
+                <pic:pic xmlns:pic="http://schemas.openxmlformats.org/drawingml/2006/picture">
+                  <pic:nvPicPr>
+                    <pic:cNvPr id="0" name="" descr=""/>
+                    <pic:cNvPicPr>
+                      <a:picLocks noChangeAspect="1" noChangeArrowheads="1"/>
+                    </pic:cNvPicPr>
+                  </pic:nvPicPr>
+                  <pic:blipFill>
+                    <a:blip r:embed="rId9" cstate="none"/>
+                    <a:srcRect/>
+                    <a:stretch>
+                      <a:fillRect/>
+                    </a:stretch>
+                  </pic:blipFill>
+                  <pic:spPr bwMode="auto">
+                    <a:xfrm>
+                      <a:off x="0" y="0"/>
+                      <a:ext cx="1047750" cy="790575"/>
+                    </a:xfrm>
+                    <a:prstGeom prst="rect">
+                      <a:avLst/>
+                    </a:prstGeom>
+                  </pic:spPr>
+                </pic:pic>
+              </a:graphicData>
+            </a:graphic>
+          </wp:inline>
+        </w:drawing>
+      </w:r>
+    </w:p>
+    <w:p>
+      <w:pPr>
+        <w:keepNext/>
+        <w:spacing w:after="120"/>
+      </w:pPr>
+      <w:r>
+        <w:rPr>
+          <w:b/>
+          <w:bCs/>
+        </w:rPr>
+        <w:t xml:space="preserve">Part-to-whole (Parte a todo)</w:t>
+      </w:r>
+      <w:r>
+        <w:t xml:space="preserve"> — A comparison of one part against the whole amount. In a percent, the whole is always 100%.</w:t>
       </w:r>
     </w:p>
     <w:p>
@@ -287,199 +476,10 @@
           <w:b/>
           <w:bCs/>
         </w:rPr>
-        <w:t xml:space="preserve">Greater than 100% (Mayor que 100%)</w:t>
-      </w:r>
-      <w:r>
-        <w:t xml:space="preserve"> — A percent bigger than 100%, more than the whole thing.</w:t>
-      </w:r>
-    </w:p>
-    <w:p>
-      <w:pPr>
-        <w:keepNext/>
-        <w:spacing w:after="20" w:before="80"/>
-        <w:jc w:val="center"/>
-      </w:pPr>
-      <w:r>
-        <w:drawing>
-          <wp:inline distT="0" distB="0" distL="0" distR="0">
-            <wp:extent cx="1047750" cy="790575"/>
-            <wp:effectExtent t="0" r="0" b="0" l="0"/>
-            <wp:docPr id="1" name="" descr="" title=""/>
-            <wp:cNvGraphicFramePr>
-              <a:graphicFrameLocks xmlns:a="http://schemas.openxmlformats.org/drawingml/2006/main" noChangeAspect="1"/>
-            </wp:cNvGraphicFramePr>
-            <a:graphic xmlns:a="http://schemas.openxmlformats.org/drawingml/2006/main">
-              <a:graphicData uri="http://schemas.openxmlformats.org/drawingml/2006/picture">
-                <pic:pic xmlns:pic="http://schemas.openxmlformats.org/drawingml/2006/picture">
-                  <pic:nvPicPr>
-                    <pic:cNvPr id="0" name="" descr=""/>
-                    <pic:cNvPicPr>
-                      <a:picLocks noChangeAspect="1" noChangeArrowheads="1"/>
-                    </pic:cNvPicPr>
-                  </pic:nvPicPr>
-                  <pic:blipFill>
-                    <a:blip r:embed="rId8" cstate="none"/>
-                    <a:srcRect/>
-                    <a:stretch>
-                      <a:fillRect/>
-                    </a:stretch>
-                  </pic:blipFill>
-                  <pic:spPr bwMode="auto">
-                    <a:xfrm>
-                      <a:off x="0" y="0"/>
-                      <a:ext cx="1047750" cy="790575"/>
-                    </a:xfrm>
-                    <a:prstGeom prst="rect">
-                      <a:avLst/>
-                    </a:prstGeom>
-                  </pic:spPr>
-                </pic:pic>
-              </a:graphicData>
-            </a:graphic>
-          </wp:inline>
-        </w:drawing>
-      </w:r>
-    </w:p>
-    <w:p>
-      <w:pPr>
-        <w:keepNext/>
-        <w:spacing w:after="120"/>
-      </w:pPr>
-      <w:r>
-        <w:rPr>
-          <w:b/>
-          <w:bCs/>
-        </w:rPr>
-        <w:t xml:space="preserve">Less than 1% (Menor que 1%)</w:t>
-      </w:r>
-      <w:r>
-        <w:t xml:space="preserve"> — A percent smaller than 1%, a very tiny part.</w:t>
-      </w:r>
-    </w:p>
-    <w:p>
-      <w:pPr>
-        <w:keepNext/>
-        <w:spacing w:after="20" w:before="80"/>
-        <w:jc w:val="center"/>
-      </w:pPr>
-      <w:r>
-        <w:drawing>
-          <wp:inline distT="0" distB="0" distL="0" distR="0">
-            <wp:extent cx="1047750" cy="790575"/>
-            <wp:effectExtent t="0" r="0" b="0" l="0"/>
-            <wp:docPr id="1" name="" descr="" title=""/>
-            <wp:cNvGraphicFramePr>
-              <a:graphicFrameLocks xmlns:a="http://schemas.openxmlformats.org/drawingml/2006/main" noChangeAspect="1"/>
-            </wp:cNvGraphicFramePr>
-            <a:graphic xmlns:a="http://schemas.openxmlformats.org/drawingml/2006/main">
-              <a:graphicData uri="http://schemas.openxmlformats.org/drawingml/2006/picture">
-                <pic:pic xmlns:pic="http://schemas.openxmlformats.org/drawingml/2006/picture">
-                  <pic:nvPicPr>
-                    <pic:cNvPr id="0" name="" descr=""/>
-                    <pic:cNvPicPr>
-                      <a:picLocks noChangeAspect="1" noChangeArrowheads="1"/>
-                    </pic:cNvPicPr>
-                  </pic:nvPicPr>
-                  <pic:blipFill>
-                    <a:blip r:embed="rId9" cstate="none"/>
-                    <a:srcRect/>
-                    <a:stretch>
-                      <a:fillRect/>
-                    </a:stretch>
-                  </pic:blipFill>
-                  <pic:spPr bwMode="auto">
-                    <a:xfrm>
-                      <a:off x="0" y="0"/>
-                      <a:ext cx="1047750" cy="790575"/>
-                    </a:xfrm>
-                    <a:prstGeom prst="rect">
-                      <a:avLst/>
-                    </a:prstGeom>
-                  </pic:spPr>
-                </pic:pic>
-              </a:graphicData>
-            </a:graphic>
-          </wp:inline>
-        </w:drawing>
-      </w:r>
-    </w:p>
-    <w:p>
-      <w:pPr>
-        <w:keepNext/>
-        <w:spacing w:after="120"/>
-      </w:pPr>
-      <w:r>
-        <w:rPr>
-          <w:b/>
-          <w:bCs/>
-        </w:rPr>
-        <w:t xml:space="preserve">Equivalent (Equivalente)</w:t>
-      </w:r>
-      <w:r>
-        <w:t xml:space="preserve"> — Having the same value, just written a different way.</w:t>
-      </w:r>
-    </w:p>
-    <w:p>
-      <w:pPr>
-        <w:keepNext/>
-        <w:spacing w:after="20" w:before="80"/>
-        <w:jc w:val="center"/>
-      </w:pPr>
-      <w:r>
-        <w:drawing>
-          <wp:inline distT="0" distB="0" distL="0" distR="0">
-            <wp:extent cx="1047750" cy="790575"/>
-            <wp:effectExtent t="0" r="0" b="0" l="0"/>
-            <wp:docPr id="1" name="" descr="" title=""/>
-            <wp:cNvGraphicFramePr>
-              <a:graphicFrameLocks xmlns:a="http://schemas.openxmlformats.org/drawingml/2006/main" noChangeAspect="1"/>
-            </wp:cNvGraphicFramePr>
-            <a:graphic xmlns:a="http://schemas.openxmlformats.org/drawingml/2006/main">
-              <a:graphicData uri="http://schemas.openxmlformats.org/drawingml/2006/picture">
-                <pic:pic xmlns:pic="http://schemas.openxmlformats.org/drawingml/2006/picture">
-                  <pic:nvPicPr>
-                    <pic:cNvPr id="0" name="" descr=""/>
-                    <pic:cNvPicPr>
-                      <a:picLocks noChangeAspect="1" noChangeArrowheads="1"/>
-                    </pic:cNvPicPr>
-                  </pic:nvPicPr>
-                  <pic:blipFill>
-                    <a:blip r:embed="rId10" cstate="none"/>
-                    <a:srcRect/>
-                    <a:stretch>
-                      <a:fillRect/>
-                    </a:stretch>
-                  </pic:blipFill>
-                  <pic:spPr bwMode="auto">
-                    <a:xfrm>
-                      <a:off x="0" y="0"/>
-                      <a:ext cx="1047750" cy="790575"/>
-                    </a:xfrm>
-                    <a:prstGeom prst="rect">
-                      <a:avLst/>
-                    </a:prstGeom>
-                  </pic:spPr>
-                </pic:pic>
-              </a:graphicData>
-            </a:graphic>
-          </wp:inline>
-        </w:drawing>
-      </w:r>
-    </w:p>
-    <w:p>
-      <w:pPr>
-        <w:keepNext/>
-        <w:spacing w:after="120"/>
-      </w:pPr>
-      <w:r>
-        <w:rPr>
-          <w:b/>
-          <w:bCs/>
-        </w:rPr>
-        <w:t xml:space="preserve">Mixed number (Número mixto)</w:t>
-      </w:r>
-      <w:r>
-        <w:t xml:space="preserve"> — A whole number plus a fraction, like 2 1/3.</w:t>
+        <w:t xml:space="preserve">Greater than 100% (Mayor que 100 %)</w:t>
+      </w:r>
+      <w:r>
+        <w:t xml:space="preserve"> — More than one whole. A percent above 100 means the amount is larger than the thing it is being compared to.</w:t>
       </w:r>
     </w:p>
     <w:p>
@@ -516,39 +516,39 @@
           <w:b/>
           <w:bCs/>
         </w:rPr>
-        <w:t xml:space="preserve">1. Which of the following is greater than 100%?</w:t>
-      </w:r>
-    </w:p>
-    <w:p>
-      <w:pPr>
-        <w:spacing w:after="40" w:before="0"/>
-      </w:pPr>
-      <w:r>
-        <w:t xml:space="preserve">     A. 0.75</w:t>
-      </w:r>
-    </w:p>
-    <w:p>
-      <w:pPr>
-        <w:spacing w:after="40" w:before="0"/>
-      </w:pPr>
-      <w:r>
-        <w:t xml:space="preserve">     B. 3/4</w:t>
-      </w:r>
-    </w:p>
-    <w:p>
-      <w:pPr>
-        <w:spacing w:after="40" w:before="0"/>
-      </w:pPr>
-      <w:r>
-        <w:t xml:space="preserve">     C. 1.25</w:t>
-      </w:r>
-    </w:p>
-    <w:p>
-      <w:pPr>
-        <w:spacing w:after="40" w:before="0"/>
-      </w:pPr>
-      <w:r>
-        <w:t xml:space="preserve">     D. 99/100</w:t>
+        <w:t xml:space="preserve">1. What does the word percent mean?</w:t>
+      </w:r>
+    </w:p>
+    <w:p>
+      <w:pPr>
+        <w:spacing w:after="40" w:before="0"/>
+      </w:pPr>
+      <w:r>
+        <w:t xml:space="preserve">     A. Per hundred</w:t>
+      </w:r>
+    </w:p>
+    <w:p>
+      <w:pPr>
+        <w:spacing w:after="40" w:before="0"/>
+      </w:pPr>
+      <w:r>
+        <w:t xml:space="preserve">     B. Per ten</w:t>
+      </w:r>
+    </w:p>
+    <w:p>
+      <w:pPr>
+        <w:spacing w:after="40" w:before="0"/>
+      </w:pPr>
+      <w:r>
+        <w:t xml:space="preserve">     C. Per thousand</w:t>
+      </w:r>
+    </w:p>
+    <w:p>
+      <w:pPr>
+        <w:spacing w:after="40" w:before="0"/>
+      </w:pPr>
+      <w:r>
+        <w:t xml:space="preserve">     D. Per part</w:t>
       </w:r>
     </w:p>
     <w:p>
@@ -571,39 +571,39 @@
           <w:b/>
           <w:bCs/>
         </w:rPr>
-        <w:t xml:space="preserve">2. What is 200% written as a decimal?</w:t>
-      </w:r>
-    </w:p>
-    <w:p>
-      <w:pPr>
-        <w:spacing w:after="40" w:before="0"/>
-      </w:pPr>
-      <w:r>
-        <w:t xml:space="preserve">     A. 2.0</w:t>
-      </w:r>
-    </w:p>
-    <w:p>
-      <w:pPr>
-        <w:spacing w:after="40" w:before="0"/>
-      </w:pPr>
-      <w:r>
-        <w:t xml:space="preserve">     B. 0.2</w:t>
-      </w:r>
-    </w:p>
-    <w:p>
-      <w:pPr>
-        <w:spacing w:after="40" w:before="0"/>
-      </w:pPr>
-      <w:r>
-        <w:t xml:space="preserve">     C. 20.0</w:t>
-      </w:r>
-    </w:p>
-    <w:p>
-      <w:pPr>
-        <w:spacing w:after="40" w:before="0"/>
-      </w:pPr>
-      <w:r>
-        <w:t xml:space="preserve">     D. 0.02</w:t>
+        <w:t xml:space="preserve">2. 3 out of every 10 students walk to school. What percent is that?</w:t>
+      </w:r>
+    </w:p>
+    <w:p>
+      <w:pPr>
+        <w:spacing w:after="40" w:before="0"/>
+      </w:pPr>
+      <w:r>
+        <w:t xml:space="preserve">     A. 30%</w:t>
+      </w:r>
+    </w:p>
+    <w:p>
+      <w:pPr>
+        <w:spacing w:after="40" w:before="0"/>
+      </w:pPr>
+      <w:r>
+        <w:t xml:space="preserve">     B. 3%</w:t>
+      </w:r>
+    </w:p>
+    <w:p>
+      <w:pPr>
+        <w:spacing w:after="40" w:before="0"/>
+      </w:pPr>
+      <w:r>
+        <w:t xml:space="preserve">     C. 10%</w:t>
+      </w:r>
+    </w:p>
+    <w:p>
+      <w:pPr>
+        <w:spacing w:after="40" w:before="0"/>
+      </w:pPr>
+      <w:r>
+        <w:t xml:space="preserve">     D. 13%</w:t>
       </w:r>
     </w:p>
     <w:p>
@@ -685,7 +685,7 @@
           </w:tcPr>
           <w:p>
             <w:r>
-              <w:t xml:space="preserve">____  1.5</w:t>
+              <w:t xml:space="preserve">____  undefined</w:t>
             </w:r>
           </w:p>
         </w:tc>
@@ -695,7 +695,7 @@
           </w:tcPr>
           <w:p>
             <w:r>
-              <w:t xml:space="preserve">F. 0.5%</w:t>
+              <w:t xml:space="preserve">D. undefined</w:t>
             </w:r>
           </w:p>
         </w:tc>
@@ -707,7 +707,7 @@
           </w:tcPr>
           <w:p>
             <w:r>
-              <w:t xml:space="preserve">____  0.003</w:t>
+              <w:t xml:space="preserve">____  undefined</w:t>
             </w:r>
           </w:p>
         </w:tc>
@@ -717,7 +717,7 @@
           </w:tcPr>
           <w:p>
             <w:r>
-              <w:t xml:space="preserve">E. 150%</w:t>
+              <w:t xml:space="preserve">C. undefined</w:t>
             </w:r>
           </w:p>
         </w:tc>
@@ -729,7 +729,7 @@
           </w:tcPr>
           <w:p>
             <w:r>
-              <w:t xml:space="preserve">____  2.75</w:t>
+              <w:t xml:space="preserve">____  undefined</w:t>
             </w:r>
           </w:p>
         </w:tc>
@@ -739,7 +739,7 @@
           </w:tcPr>
           <w:p>
             <w:r>
-              <w:t xml:space="preserve">D. 0.8%</w:t>
+              <w:t xml:space="preserve">B. undefined</w:t>
             </w:r>
           </w:p>
         </w:tc>
@@ -751,7 +751,7 @@
           </w:tcPr>
           <w:p>
             <w:r>
-              <w:t xml:space="preserve">____  0.008</w:t>
+              <w:t xml:space="preserve">____  undefined</w:t>
             </w:r>
           </w:p>
         </w:tc>
@@ -761,51 +761,7 @@
           </w:tcPr>
           <w:p>
             <w:r>
-              <w:t xml:space="preserve">C. 275%</w:t>
-            </w:r>
-          </w:p>
-        </w:tc>
-      </w:tr>
-      <w:tr>
-        <w:tc>
-          <w:tcPr>
-            <w:tcW w:type="pct" w:w="50%"/>
-          </w:tcPr>
-          <w:p>
-            <w:r>
-              <w:t xml:space="preserve">____  3/2</w:t>
-            </w:r>
-          </w:p>
-        </w:tc>
-        <w:tc>
-          <w:tcPr>
-            <w:tcW w:type="pct" w:w="50%"/>
-          </w:tcPr>
-          <w:p>
-            <w:r>
-              <w:t xml:space="preserve">B. 0.3%</w:t>
-            </w:r>
-          </w:p>
-        </w:tc>
-      </w:tr>
-      <w:tr>
-        <w:tc>
-          <w:tcPr>
-            <w:tcW w:type="pct" w:w="50%"/>
-          </w:tcPr>
-          <w:p>
-            <w:r>
-              <w:t xml:space="preserve">____  1/200</w:t>
-            </w:r>
-          </w:p>
-        </w:tc>
-        <w:tc>
-          <w:tcPr>
-            <w:tcW w:type="pct" w:w="50%"/>
-          </w:tcPr>
-          <w:p>
-            <w:r>
-              <w:t xml:space="preserve">A. 150%</w:t>
+              <w:t xml:space="preserve">A. undefined</w:t>
             </w:r>
           </w:p>
         </w:tc>
@@ -831,39 +787,39 @@
           <w:b/>
           <w:bCs/>
         </w:rPr>
-        <w:t xml:space="preserve">4. A player scored 0.4% of the bonus points. Which decimal represents this percent?</w:t>
-      </w:r>
-    </w:p>
-    <w:p>
-      <w:pPr>
-        <w:spacing w:after="40" w:before="0"/>
-      </w:pPr>
-      <w:r>
-        <w:t xml:space="preserve">     A. 0.4</w:t>
-      </w:r>
-    </w:p>
-    <w:p>
-      <w:pPr>
-        <w:spacing w:after="40" w:before="0"/>
-      </w:pPr>
-      <w:r>
-        <w:t xml:space="preserve">     B. 0.04</w:t>
-      </w:r>
-    </w:p>
-    <w:p>
-      <w:pPr>
-        <w:spacing w:after="40" w:before="0"/>
-      </w:pPr>
-      <w:r>
-        <w:t xml:space="preserve">     C. 0.004</w:t>
-      </w:r>
-    </w:p>
-    <w:p>
-      <w:pPr>
-        <w:spacing w:after="40" w:before="0"/>
-      </w:pPr>
-      <w:r>
-        <w:t xml:space="preserve">     D. 4.0</w:t>
+        <w:t xml:space="preserve">4. The orange kitten weighs 1.5 times as much as the gray kitten. What percent of the gray kitten's weight is that?</w:t>
+      </w:r>
+    </w:p>
+    <w:p>
+      <w:pPr>
+        <w:spacing w:after="40" w:before="0"/>
+      </w:pPr>
+      <w:r>
+        <w:t xml:space="preserve">     A. 150%</w:t>
+      </w:r>
+    </w:p>
+    <w:p>
+      <w:pPr>
+        <w:spacing w:after="40" w:before="0"/>
+      </w:pPr>
+      <w:r>
+        <w:t xml:space="preserve">     B. 15%</w:t>
+      </w:r>
+    </w:p>
+    <w:p>
+      <w:pPr>
+        <w:spacing w:after="40" w:before="0"/>
+      </w:pPr>
+      <w:r>
+        <w:t xml:space="preserve">     C. 50%</w:t>
+      </w:r>
+    </w:p>
+    <w:p>
+      <w:pPr>
+        <w:spacing w:after="40" w:before="0"/>
+      </w:pPr>
+      <w:r>
+        <w:t xml:space="preserve">     D. 1.5%</w:t>
       </w:r>
     </w:p>
     <w:p>
@@ -886,7 +842,7 @@
           <w:b/>
           <w:bCs/>
         </w:rPr>
-        <w:t xml:space="preserve">5. Convert each percent. Write it as a fraction out of 100 first, then give the decimal and the simplest-form fraction.</w:t>
+        <w:t xml:space="preserve">5. Write each ratio as an equivalent ratio out of 100, then as a percent.</w:t>
       </w:r>
     </w:p>
     <w:tbl>
@@ -905,7 +861,6 @@
         <w:gridCol w:w="100"/>
         <w:gridCol w:w="100"/>
         <w:gridCol w:w="100"/>
-        <w:gridCol w:w="100"/>
       </w:tblGrid>
       <w:tr>
         <w:trPr>
@@ -913,7 +868,35 @@
         </w:trPr>
         <w:tc>
           <w:tcPr>
-            <w:tcW w:type="pct" w:w="25%"/>
+            <w:tcW w:type="pct" w:w="33%"/>
+          </w:tcPr>
+          <w:p>
+            <w:r>
+              <w:rPr>
+                <w:b/>
+                <w:bCs/>
+              </w:rPr>
+              <w:t xml:space="preserve">Ratio</w:t>
+            </w:r>
+          </w:p>
+        </w:tc>
+        <w:tc>
+          <w:tcPr>
+            <w:tcW w:type="pct" w:w="33%"/>
+          </w:tcPr>
+          <w:p>
+            <w:r>
+              <w:rPr>
+                <w:b/>
+                <w:bCs/>
+              </w:rPr>
+              <w:t xml:space="preserve">Out of 100</w:t>
+            </w:r>
+          </w:p>
+        </w:tc>
+        <w:tc>
+          <w:tcPr>
+            <w:tcW w:type="pct" w:w="33%"/>
           </w:tcPr>
           <w:p>
             <w:r>
@@ -925,53 +908,11 @@
             </w:r>
           </w:p>
         </w:tc>
-        <w:tc>
-          <w:tcPr>
-            <w:tcW w:type="pct" w:w="25%"/>
-          </w:tcPr>
-          <w:p>
-            <w:r>
-              <w:rPr>
-                <w:b/>
-                <w:bCs/>
-              </w:rPr>
-              <w:t xml:space="preserve">Fraction out of 100</w:t>
-            </w:r>
-          </w:p>
-        </w:tc>
-        <w:tc>
-          <w:tcPr>
-            <w:tcW w:type="pct" w:w="25%"/>
-          </w:tcPr>
-          <w:p>
-            <w:r>
-              <w:rPr>
-                <w:b/>
-                <w:bCs/>
-              </w:rPr>
-              <w:t xml:space="preserve">Decimal</w:t>
-            </w:r>
-          </w:p>
-        </w:tc>
-        <w:tc>
-          <w:tcPr>
-            <w:tcW w:type="pct" w:w="25%"/>
-          </w:tcPr>
-          <w:p>
-            <w:r>
-              <w:rPr>
-                <w:b/>
-                <w:bCs/>
-              </w:rPr>
-              <w:t xml:space="preserve">Fraction in simplest form</w:t>
-            </w:r>
-          </w:p>
-        </w:tc>
       </w:tr>
       <w:tr>
         <w:tc>
           <w:tcPr>
-            <w:tcW w:type="pct" w:w="25%"/>
+            <w:tcW w:type="pct" w:w="33%"/>
           </w:tcPr>
           <w:p>
             <w:r>
@@ -979,13 +920,13 @@
                 <w:b w:val="false"/>
                 <w:bCs w:val="false"/>
               </w:rPr>
-              <w:t xml:space="preserve">150%</w:t>
-            </w:r>
-          </w:p>
-        </w:tc>
-        <w:tc>
-          <w:tcPr>
-            <w:tcW w:type="pct" w:w="25%"/>
+              <w:t xml:space="preserve">4 out of 10</w:t>
+            </w:r>
+          </w:p>
+        </w:tc>
+        <w:tc>
+          <w:tcPr>
+            <w:tcW w:type="pct" w:w="33%"/>
           </w:tcPr>
           <w:p>
             <w:r>
@@ -993,13 +934,13 @@
                 <w:b w:val="false"/>
                 <w:bCs w:val="false"/>
               </w:rPr>
-              <w:t xml:space="preserve">150/100</w:t>
-            </w:r>
-          </w:p>
-        </w:tc>
-        <w:tc>
-          <w:tcPr>
-            <w:tcW w:type="pct" w:w="25%"/>
+              <w:t xml:space="preserve">40</w:t>
+            </w:r>
+          </w:p>
+        </w:tc>
+        <w:tc>
+          <w:tcPr>
+            <w:tcW w:type="pct" w:w="33%"/>
           </w:tcPr>
           <w:p>
             <w:r>
@@ -1007,13 +948,15 @@
                 <w:b w:val="false"/>
                 <w:bCs w:val="false"/>
               </w:rPr>
-              <w:t xml:space="preserve">1.5</w:t>
-            </w:r>
-          </w:p>
-        </w:tc>
-        <w:tc>
-          <w:tcPr>
-            <w:tcW w:type="pct" w:w="25%"/>
+              <w:t xml:space="preserve">40%</w:t>
+            </w:r>
+          </w:p>
+        </w:tc>
+      </w:tr>
+      <w:tr>
+        <w:tc>
+          <w:tcPr>
+            <w:tcW w:type="pct" w:w="33%"/>
           </w:tcPr>
           <w:p>
             <w:r>
@@ -1021,29 +964,13 @@
                 <w:b w:val="false"/>
                 <w:bCs w:val="false"/>
               </w:rPr>
-              <w:t xml:space="preserve">3/2</w:t>
-            </w:r>
-          </w:p>
-        </w:tc>
-      </w:tr>
-      <w:tr>
-        <w:tc>
-          <w:tcPr>
-            <w:tcW w:type="pct" w:w="25%"/>
-          </w:tcPr>
-          <w:p>
-            <w:r>
-              <w:rPr>
-                <w:b w:val="false"/>
-                <w:bCs w:val="false"/>
-              </w:rPr>
-              <w:t xml:space="preserve">250%</w:t>
-            </w:r>
-          </w:p>
-        </w:tc>
-        <w:tc>
-          <w:tcPr>
-            <w:tcW w:type="pct" w:w="25%"/>
+              <w:t xml:space="preserve">7 out of 20</w:t>
+            </w:r>
+          </w:p>
+        </w:tc>
+        <w:tc>
+          <w:tcPr>
+            <w:tcW w:type="pct" w:w="33%"/>
           </w:tcPr>
           <w:p>
             <w:r>
@@ -1057,7 +984,7 @@
         </w:tc>
         <w:tc>
           <w:tcPr>
-            <w:tcW w:type="pct" w:w="25%"/>
+            <w:tcW w:type="pct" w:w="33%"/>
           </w:tcPr>
           <w:p>
             <w:r>
@@ -1069,9 +996,25 @@
             </w:r>
           </w:p>
         </w:tc>
-        <w:tc>
-          <w:tcPr>
-            <w:tcW w:type="pct" w:w="25%"/>
+      </w:tr>
+      <w:tr>
+        <w:tc>
+          <w:tcPr>
+            <w:tcW w:type="pct" w:w="33%"/>
+          </w:tcPr>
+          <w:p>
+            <w:r>
+              <w:rPr>
+                <w:b w:val="false"/>
+                <w:bCs w:val="false"/>
+              </w:rPr>
+              <w:t xml:space="preserve">3 out of 4</w:t>
+            </w:r>
+          </w:p>
+        </w:tc>
+        <w:tc>
+          <w:tcPr>
+            <w:tcW w:type="pct" w:w="33%"/>
           </w:tcPr>
           <w:p>
             <w:r>
@@ -1083,25 +1026,9 @@
             </w:r>
           </w:p>
         </w:tc>
-      </w:tr>
-      <w:tr>
-        <w:tc>
-          <w:tcPr>
-            <w:tcW w:type="pct" w:w="25%"/>
-          </w:tcPr>
-          <w:p>
-            <w:r>
-              <w:rPr>
-                <w:b w:val="false"/>
-                <w:bCs w:val="false"/>
-              </w:rPr>
-              <w:t xml:space="preserve">0.5%</w:t>
-            </w:r>
-          </w:p>
-        </w:tc>
-        <w:tc>
-          <w:tcPr>
-            <w:tcW w:type="pct" w:w="25%"/>
+        <w:tc>
+          <w:tcPr>
+            <w:tcW w:type="pct" w:w="33%"/>
           </w:tcPr>
           <w:p>
             <w:r>
@@ -1113,92 +1040,6 @@
             </w:r>
           </w:p>
         </w:tc>
-        <w:tc>
-          <w:tcPr>
-            <w:tcW w:type="pct" w:w="25%"/>
-          </w:tcPr>
-          <w:p>
-            <w:r>
-              <w:rPr>
-                <w:b w:val="false"/>
-                <w:bCs w:val="false"/>
-              </w:rPr>
-              <w:t xml:space="preserve"> </w:t>
-            </w:r>
-          </w:p>
-        </w:tc>
-        <w:tc>
-          <w:tcPr>
-            <w:tcW w:type="pct" w:w="25%"/>
-          </w:tcPr>
-          <w:p>
-            <w:r>
-              <w:rPr>
-                <w:b w:val="false"/>
-                <w:bCs w:val="false"/>
-              </w:rPr>
-              <w:t xml:space="preserve"> </w:t>
-            </w:r>
-          </w:p>
-        </w:tc>
-      </w:tr>
-      <w:tr>
-        <w:tc>
-          <w:tcPr>
-            <w:tcW w:type="pct" w:w="25%"/>
-          </w:tcPr>
-          <w:p>
-            <w:r>
-              <w:rPr>
-                <w:b w:val="false"/>
-                <w:bCs w:val="false"/>
-              </w:rPr>
-              <w:t xml:space="preserve">0.25%</w:t>
-            </w:r>
-          </w:p>
-        </w:tc>
-        <w:tc>
-          <w:tcPr>
-            <w:tcW w:type="pct" w:w="25%"/>
-          </w:tcPr>
-          <w:p>
-            <w:r>
-              <w:rPr>
-                <w:b w:val="false"/>
-                <w:bCs w:val="false"/>
-              </w:rPr>
-              <w:t xml:space="preserve"> </w:t>
-            </w:r>
-          </w:p>
-        </w:tc>
-        <w:tc>
-          <w:tcPr>
-            <w:tcW w:type="pct" w:w="25%"/>
-          </w:tcPr>
-          <w:p>
-            <w:r>
-              <w:rPr>
-                <w:b w:val="false"/>
-                <w:bCs w:val="false"/>
-              </w:rPr>
-              <w:t xml:space="preserve"> </w:t>
-            </w:r>
-          </w:p>
-        </w:tc>
-        <w:tc>
-          <w:tcPr>
-            <w:tcW w:type="pct" w:w="25%"/>
-          </w:tcPr>
-          <w:p>
-            <w:r>
-              <w:rPr>
-                <w:b w:val="false"/>
-                <w:bCs w:val="false"/>
-              </w:rPr>
-              <w:t xml:space="preserve"> </w:t>
-            </w:r>
-          </w:p>
-        </w:tc>
       </w:tr>
     </w:tbl>
     <w:p>
@@ -1221,31 +1062,39 @@
           <w:b/>
           <w:bCs/>
         </w:rPr>
-        <w:t xml:space="preserve">6. Spot the Common Mistake</w:t>
-      </w:r>
-    </w:p>
-    <w:p>
-      <w:pPr>
-        <w:spacing w:after="40" w:before="0"/>
-      </w:pPr>
-      <w:r>
-        <w:t xml:space="preserve">   Step 1 (Read the problem): A rare item has a 0.8% drop chance. Write 0.8% as a decimal.</w:t>
-      </w:r>
-    </w:p>
-    <w:p>
-      <w:pPr>
-        <w:spacing w:after="40" w:before="0"/>
-      </w:pPr>
-      <w:r>
-        <w:t xml:space="preserve">   Step 2 (Attempt): The student divides 0.8 by 10 instead of 100, moving the decimal only one place.</w:t>
-      </w:r>
-    </w:p>
-    <w:p>
-      <w:pPr>
-        <w:spacing w:after="40" w:before="0"/>
-      </w:pPr>
-      <w:r>
-        <w:t xml:space="preserve">   Step 3 (Final answer): 0.8% = 0.08</w:t>
+        <w:t xml:space="preserve">6. Find the error</w:t>
+      </w:r>
+    </w:p>
+    <w:p>
+      <w:pPr>
+        <w:spacing w:after="40" w:before="0"/>
+      </w:pPr>
+      <w:r>
+        <w:t xml:space="preserve">   Step 1 (Setup): A player scored 150% of the weekly goal of 200 points.</w:t>
+      </w:r>
+    </w:p>
+    <w:p>
+      <w:pPr>
+        <w:spacing w:after="40" w:before="0"/>
+      </w:pPr>
+      <w:r>
+        <w:t xml:space="preserve">   Step 2 (Step 1): 150% is more than one whole.</w:t>
+      </w:r>
+    </w:p>
+    <w:p>
+      <w:pPr>
+        <w:spacing w:after="40" w:before="0"/>
+      </w:pPr>
+      <w:r>
+        <w:t xml:space="preserve">   Step 3 (Step 2): So the player scored 150 points.</w:t>
+      </w:r>
+    </w:p>
+    <w:p>
+      <w:pPr>
+        <w:spacing w:after="40" w:before="0"/>
+      </w:pPr>
+      <w:r>
+        <w:t xml:space="preserve">   Step 4 (Step 3): The player beat the 200-point goal.</w:t>
       </w:r>
     </w:p>
     <w:p>
@@ -1302,7 +1151,7 @@
           <w:b/>
           <w:bCs/>
         </w:rPr>
-        <w:t xml:space="preserve">7. Sort each arcade percent into the right bin: is it less than 1%, between 1% and 100%, or greater than 100%?</w:t>
+        <w:t xml:space="preserve">7. Sort each item into the correct group.</w:t>
       </w:r>
     </w:p>
     <w:p>
@@ -1314,79 +1163,7 @@
           <w:i/>
           <w:iCs/>
         </w:rPr>
-        <w:t xml:space="preserve">Groups: Less than 1%   |   Between 1% and 100%   |   Greater than 100%</w:t>
-      </w:r>
-    </w:p>
-    <w:p>
-      <w:pPr>
-        <w:spacing w:after="40" w:before="0"/>
-      </w:pPr>
-      <w:r>
-        <w:t xml:space="preserve">   • 0.5% bonus boost   → __________________</w:t>
-      </w:r>
-    </w:p>
-    <w:p>
-      <w:pPr>
-        <w:spacing w:after="40" w:before="0"/>
-      </w:pPr>
-      <w:r>
-        <w:t xml:space="preserve">   • 0.1% rare drop chance   → __________________</w:t>
-      </w:r>
-    </w:p>
-    <w:p>
-      <w:pPr>
-        <w:spacing w:after="40" w:before="0"/>
-      </w:pPr>
-      <w:r>
-        <w:t xml:space="preserve">   • 0.05% jackpot odds   → __________________</w:t>
-      </w:r>
-    </w:p>
-    <w:p>
-      <w:pPr>
-        <w:spacing w:after="40" w:before="0"/>
-      </w:pPr>
-      <w:r>
-        <w:t xml:space="preserve">   • 12% combo bonus   → __________________</w:t>
-      </w:r>
-    </w:p>
-    <w:p>
-      <w:pPr>
-        <w:spacing w:after="40" w:before="0"/>
-      </w:pPr>
-      <w:r>
-        <w:t xml:space="preserve">   • 85% battery left   → __________________</w:t>
-      </w:r>
-    </w:p>
-    <w:p>
-      <w:pPr>
-        <w:spacing w:after="40" w:before="0"/>
-      </w:pPr>
-      <w:r>
-        <w:t xml:space="preserve">   • 100% goal reached   → __________________</w:t>
-      </w:r>
-    </w:p>
-    <w:p>
-      <w:pPr>
-        <w:spacing w:after="40" w:before="0"/>
-      </w:pPr>
-      <w:r>
-        <w:t xml:space="preserve">   • 150% of high score   → __________________</w:t>
-      </w:r>
-    </w:p>
-    <w:p>
-      <w:pPr>
-        <w:spacing w:after="40" w:before="0"/>
-      </w:pPr>
-      <w:r>
-        <w:t xml:space="preserve">   • 225% damage power-up   → __________________</w:t>
-      </w:r>
-    </w:p>
-    <w:p>
-      <w:pPr>
-        <w:spacing w:after="40" w:before="0"/>
-      </w:pPr>
-      <w:r>
-        <w:t xml:space="preserve">   • 300% token jackpot   → __________________</w:t>
+        <w:t xml:space="preserve">Groups:    |   </w:t>
       </w:r>
     </w:p>
     <w:p>
@@ -1409,39 +1186,39 @@
           <w:b/>
           <w:bCs/>
         </w:rPr>
-        <w:t xml:space="preserve">8. A power-up boosts your damage to 150% of normal. Written as a decimal and a fraction, 150% equals:</w:t>
-      </w:r>
-    </w:p>
-    <w:p>
-      <w:pPr>
-        <w:spacing w:after="40" w:before="0"/>
-      </w:pPr>
-      <w:r>
-        <w:t xml:space="preserve">     A. 1.5 = 3/2</w:t>
-      </w:r>
-    </w:p>
-    <w:p>
-      <w:pPr>
-        <w:spacing w:after="40" w:before="0"/>
-      </w:pPr>
-      <w:r>
-        <w:t xml:space="preserve">     B. 0.15 = 3/20</w:t>
-      </w:r>
-    </w:p>
-    <w:p>
-      <w:pPr>
-        <w:spacing w:after="40" w:before="0"/>
-      </w:pPr>
-      <w:r>
-        <w:t xml:space="preserve">     C. 15 = 15/1</w:t>
-      </w:r>
-    </w:p>
-    <w:p>
-      <w:pPr>
-        <w:spacing w:after="40" w:before="0"/>
-      </w:pPr>
-      <w:r>
-        <w:t xml:space="preserve">     D. 0.015 = 3/200</w:t>
+        <w:t xml:space="preserve">8. What percent is 9 out of 100?</w:t>
+      </w:r>
+    </w:p>
+    <w:p>
+      <w:pPr>
+        <w:spacing w:after="40" w:before="0"/>
+      </w:pPr>
+      <w:r>
+        <w:t xml:space="preserve">     A. 9%</w:t>
+      </w:r>
+    </w:p>
+    <w:p>
+      <w:pPr>
+        <w:spacing w:after="40" w:before="0"/>
+      </w:pPr>
+      <w:r>
+        <w:t xml:space="preserve">     B. 90%</w:t>
+      </w:r>
+    </w:p>
+    <w:p>
+      <w:pPr>
+        <w:spacing w:after="40" w:before="0"/>
+      </w:pPr>
+      <w:r>
+        <w:t xml:space="preserve">     C. 0.9%</w:t>
+      </w:r>
+    </w:p>
+    <w:p>
+      <w:pPr>
+        <w:spacing w:after="40" w:before="0"/>
+      </w:pPr>
+      <w:r>
+        <w:t xml:space="preserve">     D. 19%</w:t>
       </w:r>
     </w:p>
     <w:p>
@@ -1464,39 +1241,39 @@
           <w:b/>
           <w:bCs/>
         </w:rPr>
-        <w:t xml:space="preserve">9. A rare game item has a 0.5% drop chance. What is 0.5% written as a decimal?</w:t>
-      </w:r>
-    </w:p>
-    <w:p>
-      <w:pPr>
-        <w:spacing w:after="40" w:before="0"/>
-      </w:pPr>
-      <w:r>
-        <w:t xml:space="preserve">     A. 0.005</w:t>
-      </w:r>
-    </w:p>
-    <w:p>
-      <w:pPr>
-        <w:spacing w:after="40" w:before="0"/>
-      </w:pPr>
-      <w:r>
-        <w:t xml:space="preserve">     B. 0.05</w:t>
-      </w:r>
-    </w:p>
-    <w:p>
-      <w:pPr>
-        <w:spacing w:after="40" w:before="0"/>
-      </w:pPr>
-      <w:r>
-        <w:t xml:space="preserve">     C. 0.5</w:t>
-      </w:r>
-    </w:p>
-    <w:p>
-      <w:pPr>
-        <w:spacing w:after="40" w:before="0"/>
-      </w:pPr>
-      <w:r>
-        <w:t xml:space="preserve">     D. 5</w:t>
+        <w:t xml:space="preserve">9. Which is exactly one whole?</w:t>
+      </w:r>
+    </w:p>
+    <w:p>
+      <w:pPr>
+        <w:spacing w:after="40" w:before="0"/>
+      </w:pPr>
+      <w:r>
+        <w:t xml:space="preserve">     A. 100%</w:t>
+      </w:r>
+    </w:p>
+    <w:p>
+      <w:pPr>
+        <w:spacing w:after="40" w:before="0"/>
+      </w:pPr>
+      <w:r>
+        <w:t xml:space="preserve">     B. 50%</w:t>
+      </w:r>
+    </w:p>
+    <w:p>
+      <w:pPr>
+        <w:spacing w:after="40" w:before="0"/>
+      </w:pPr>
+      <w:r>
+        <w:t xml:space="preserve">     C. 10%</w:t>
+      </w:r>
+    </w:p>
+    <w:p>
+      <w:pPr>
+        <w:spacing w:after="40" w:before="0"/>
+      </w:pPr>
+      <w:r>
+        <w:t xml:space="preserve">     D. 1%</w:t>
       </w:r>
     </w:p>
     <w:p>
@@ -1519,39 +1296,39 @@
           <w:b/>
           <w:bCs/>
         </w:rPr>
-        <w:t xml:space="preserve">10. Could this really happen? Your phone shows it is charged to 0.5% — about how much of a 4,000 mAh battery is that?</w:t>
-      </w:r>
-    </w:p>
-    <w:p>
-      <w:pPr>
-        <w:spacing w:after="40" w:before="0"/>
-      </w:pPr>
-      <w:r>
-        <w:t xml:space="preserve">     A. About 20 mAh — a tiny sliver, almost empty</w:t>
-      </w:r>
-    </w:p>
-    <w:p>
-      <w:pPr>
-        <w:spacing w:after="40" w:before="0"/>
-      </w:pPr>
-      <w:r>
-        <w:t xml:space="preserve">     B. About 2,000 mAh — half full</w:t>
-      </w:r>
-    </w:p>
-    <w:p>
-      <w:pPr>
-        <w:spacing w:after="40" w:before="0"/>
-      </w:pPr>
-      <w:r>
-        <w:t xml:space="preserve">     C. About 4,200 mAh — more than full</w:t>
-      </w:r>
-    </w:p>
-    <w:p>
-      <w:pPr>
-        <w:spacing w:after="40" w:before="0"/>
-      </w:pPr>
-      <w:r>
-        <w:t xml:space="preserve">     D. About 200 mAh — a quarter full</w:t>
+        <w:t xml:space="preserve">10. A recipe makes 200% of what you need. That means it makes…</w:t>
+      </w:r>
+    </w:p>
+    <w:p>
+      <w:pPr>
+        <w:spacing w:after="40" w:before="0"/>
+      </w:pPr>
+      <w:r>
+        <w:t xml:space="preserve">     A. Twice as much as you need</w:t>
+      </w:r>
+    </w:p>
+    <w:p>
+      <w:pPr>
+        <w:spacing w:after="40" w:before="0"/>
+      </w:pPr>
+      <w:r>
+        <w:t xml:space="preserve">     B. Half of what you need</w:t>
+      </w:r>
+    </w:p>
+    <w:p>
+      <w:pPr>
+        <w:spacing w:after="40" w:before="0"/>
+      </w:pPr>
+      <w:r>
+        <w:t xml:space="preserve">     C. Exactly what you need</w:t>
+      </w:r>
+    </w:p>
+    <w:p>
+      <w:pPr>
+        <w:spacing w:after="40" w:before="0"/>
+      </w:pPr>
+      <w:r>
+        <w:t xml:space="preserve">     D. Two servings total</w:t>
       </w:r>
     </w:p>
     <w:p>
@@ -1592,7 +1369,7 @@
           <w:b/>
           <w:bCs/>
         </w:rPr>
-        <w:t xml:space="preserve">1. C. 1.25</w:t>
+        <w:t xml:space="preserve">1. A. Per hundred</w:t>
       </w:r>
     </w:p>
     <w:p>
@@ -1600,7 +1377,7 @@
         <w:spacing w:after="20" w:before="0"/>
       </w:pPr>
       <w:r>
-        <w:t xml:space="preserve">     1.25 = 125%, which is greater than 100%. The other values are all less than 1 (less than 100%).</w:t>
+        <w:t xml:space="preserve">     Percent means per hundred, which is why every percent can be written as a fraction with a denominator of 100.</w:t>
       </w:r>
     </w:p>
     <w:p>
@@ -1612,19 +1389,19 @@
           <w:i/>
           <w:iCs/>
         </w:rPr>
-        <w:t xml:space="preserve">     Watch for: A common mistake in Percents Greater Than 100% and Less Than 1% is treating every percent-to-decimal conversion the same way regardless of size — for example, writing 150% as 0.15 (as if it were an ordinary under-100% percent) instead of 1.5, or writing 0.5% as 0.5 (forgetting to divide by 100 at all) instead of 0.005. Before finalizing an answer, check that the decimal for any percent over 100% is greater than 1, and the decimal for any percent under 1% is less than 0.01.</w:t>
-      </w:r>
-    </w:p>
-    <w:p>
-      <w:pPr>
-        <w:spacing w:after="40" w:before="0"/>
-      </w:pPr>
-      <w:r>
-        <w:rPr>
-          <w:b/>
-          <w:bCs/>
-        </w:rPr>
-        <w:t xml:space="preserve">2. A. 2.0</w:t>
+        <w:t xml:space="preserve">     Watch for: A common mistake with percent is scaling only one term of the ratio: reading 7 out of 10 as 7%. A percent compares to 100, so BOTH terms must be multiplied by the same factor — 10 × 10 = 100, so 7 × 10 = 70, giving 70%. Reading it as 7% describes seats that are nearly empty when they are nearly full. A second mistake is treating a percent as an amount: 150% of a 200-point goal is 1.5 × 200 = 300 points, not 150 points.</w:t>
+      </w:r>
+    </w:p>
+    <w:p>
+      <w:pPr>
+        <w:spacing w:after="40" w:before="0"/>
+      </w:pPr>
+      <w:r>
+        <w:rPr>
+          <w:b/>
+          <w:bCs/>
+        </w:rPr>
+        <w:t xml:space="preserve">2. A. 30%</w:t>
       </w:r>
     </w:p>
     <w:p>
@@ -1632,7 +1409,7 @@
         <w:spacing w:after="20" w:before="0"/>
       </w:pPr>
       <w:r>
-        <w:t xml:space="preserve">     200% ÷ 100 = 2.0. Percents greater than 100% become decimals greater than 1.</w:t>
+        <w:t xml:space="preserve">     Multiply both terms of the ratio by 10 to compare to 100: 3 out of 10 becomes 30 out of 100, or 30%.</w:t>
       </w:r>
     </w:p>
     <w:p>
@@ -1644,7 +1421,7 @@
           <w:i/>
           <w:iCs/>
         </w:rPr>
-        <w:t xml:space="preserve">     Watch for: A common mistake in Percents Greater Than 100% and Less Than 1% is treating every percent-to-decimal conversion the same way regardless of size — for example, writing 150% as 0.15 (as if it were an ordinary under-100% percent) instead of 1.5, or writing 0.5% as 0.5 (forgetting to divide by 100 at all) instead of 0.005. Before finalizing an answer, check that the decimal for any percent over 100% is greater than 1, and the decimal for any percent under 1% is less than 0.01.</w:t>
+        <w:t xml:space="preserve">     Watch for: A common mistake with percent is scaling only one term of the ratio: reading 7 out of 10 as 7%. A percent compares to 100, so BOTH terms must be multiplied by the same factor — 10 × 10 = 100, so 7 × 10 = 70, giving 70%. Reading it as 7% describes seats that are nearly empty when they are nearly full. A second mistake is treating a percent as an amount: 150% of a 200-point goal is 1.5 × 200 = 300 points, not 150 points.</w:t>
       </w:r>
     </w:p>
     <w:p>
@@ -1664,7 +1441,7 @@
         <w:spacing w:after="20" w:before="0"/>
       </w:pPr>
       <w:r>
-        <w:t xml:space="preserve">     1.5 → 150%</w:t>
+        <w:t xml:space="preserve">     undefined → undefined</w:t>
       </w:r>
     </w:p>
     <w:p>
@@ -1672,7 +1449,7 @@
         <w:spacing w:after="20" w:before="0"/>
       </w:pPr>
       <w:r>
-        <w:t xml:space="preserve">     0.003 → 0.3%</w:t>
+        <w:t xml:space="preserve">     undefined → undefined</w:t>
       </w:r>
     </w:p>
     <w:p>
@@ -1680,7 +1457,7 @@
         <w:spacing w:after="20" w:before="0"/>
       </w:pPr>
       <w:r>
-        <w:t xml:space="preserve">     2.75 → 275%</w:t>
+        <w:t xml:space="preserve">     undefined → undefined</w:t>
       </w:r>
     </w:p>
     <w:p>
@@ -1688,7 +1465,27 @@
         <w:spacing w:after="20" w:before="0"/>
       </w:pPr>
       <w:r>
-        <w:t xml:space="preserve">     0.008 → 0.8%</w:t>
+        <w:t xml:space="preserve">     undefined → undefined</w:t>
+      </w:r>
+    </w:p>
+    <w:p>
+      <w:pPr>
+        <w:spacing w:after="40" w:before="0"/>
+      </w:pPr>
+      <w:r>
+        <w:t xml:space="preserve"/>
+      </w:r>
+    </w:p>
+    <w:p>
+      <w:pPr>
+        <w:spacing w:after="40" w:before="0"/>
+      </w:pPr>
+      <w:r>
+        <w:rPr>
+          <w:b/>
+          <w:bCs/>
+        </w:rPr>
+        <w:t xml:space="preserve">4. A. 150%</w:t>
       </w:r>
     </w:p>
     <w:p>
@@ -1696,43 +1493,7 @@
         <w:spacing w:after="20" w:before="0"/>
       </w:pPr>
       <w:r>
-        <w:t xml:space="preserve">     3/2 → 150%</w:t>
-      </w:r>
-    </w:p>
-    <w:p>
-      <w:pPr>
-        <w:spacing w:after="20" w:before="0"/>
-      </w:pPr>
-      <w:r>
-        <w:t xml:space="preserve">     1/200 → 0.5%</w:t>
-      </w:r>
-    </w:p>
-    <w:p>
-      <w:pPr>
-        <w:spacing w:after="40" w:before="0"/>
-      </w:pPr>
-      <w:r>
-        <w:t xml:space="preserve"/>
-      </w:r>
-    </w:p>
-    <w:p>
-      <w:pPr>
-        <w:spacing w:after="40" w:before="0"/>
-      </w:pPr>
-      <w:r>
-        <w:rPr>
-          <w:b/>
-          <w:bCs/>
-        </w:rPr>
-        <w:t xml:space="preserve">4. C. 0.004</w:t>
-      </w:r>
-    </w:p>
-    <w:p>
-      <w:pPr>
-        <w:spacing w:after="20" w:before="0"/>
-      </w:pPr>
-      <w:r>
-        <w:t xml:space="preserve">     0.4% = 0.4 ÷ 100 = 0.004. Move the decimal point two places to the left.</w:t>
+        <w:t xml:space="preserve">     The gray kitten is the whole, or 100%. One and a half wholes is 100% + 50% = 150%.</w:t>
       </w:r>
     </w:p>
     <w:p>
@@ -1744,19 +1505,19 @@
           <w:i/>
           <w:iCs/>
         </w:rPr>
-        <w:t xml:space="preserve">     Watch for: A common mistake in Percents Greater Than 100% and Less Than 1% is treating every percent-to-decimal conversion the same way regardless of size — for example, writing 150% as 0.15 (as if it were an ordinary under-100% percent) instead of 1.5, or writing 0.5% as 0.5 (forgetting to divide by 100 at all) instead of 0.005. Before finalizing an answer, check that the decimal for any percent over 100% is greater than 1, and the decimal for any percent under 1% is less than 0.01.</w:t>
-      </w:r>
-    </w:p>
-    <w:p>
-      <w:pPr>
-        <w:spacing w:after="40" w:before="0"/>
-      </w:pPr>
-      <w:r>
-        <w:rPr>
-          <w:b/>
-          <w:bCs/>
-        </w:rPr>
-        <w:t xml:space="preserve">5. Convert each percent. Write it as a fraction out of 100 first, then give the decimal and the simplest-form fraction.</w:t>
+        <w:t xml:space="preserve">     Watch for: A common mistake with percent is scaling only one term of the ratio: reading 7 out of 10 as 7%. A percent compares to 100, so BOTH terms must be multiplied by the same factor — 10 × 10 = 100, so 7 × 10 = 70, giving 70%. Reading it as 7% describes seats that are nearly empty when they are nearly full. A second mistake is treating a percent as an amount: 150% of a 200-point goal is 1.5 × 200 = 300 points, not 150 points.</w:t>
+      </w:r>
+    </w:p>
+    <w:p>
+      <w:pPr>
+        <w:spacing w:after="40" w:before="0"/>
+      </w:pPr>
+      <w:r>
+        <w:rPr>
+          <w:b/>
+          <w:bCs/>
+        </w:rPr>
+        <w:t xml:space="preserve">5. Write each ratio as an equivalent ratio out of 100, then as a percent.</w:t>
       </w:r>
     </w:p>
     <w:p>
@@ -1764,7 +1525,7 @@
         <w:spacing w:after="20" w:before="0"/>
       </w:pPr>
       <w:r>
-        <w:t xml:space="preserve">     250% — Fraction out of 100: 250/100</w:t>
+        <w:t xml:space="preserve">     7 out of 20 — Out of 100: 35</w:t>
       </w:r>
     </w:p>
     <w:p>
@@ -1772,7 +1533,7 @@
         <w:spacing w:after="20" w:before="0"/>
       </w:pPr>
       <w:r>
-        <w:t xml:space="preserve">     250% — Decimal: 2.5</w:t>
+        <w:t xml:space="preserve">     7 out of 20 — Percent: 35%</w:t>
       </w:r>
     </w:p>
     <w:p>
@@ -1780,7 +1541,7 @@
         <w:spacing w:after="20" w:before="0"/>
       </w:pPr>
       <w:r>
-        <w:t xml:space="preserve">     250% — Fraction in simplest form: 5/2</w:t>
+        <w:t xml:space="preserve">     3 out of 4 — Out of 100: 75</w:t>
       </w:r>
     </w:p>
     <w:p>
@@ -1788,7 +1549,27 @@
         <w:spacing w:after="20" w:before="0"/>
       </w:pPr>
       <w:r>
-        <w:t xml:space="preserve">     0.5% — Fraction out of 100: 0.5/100</w:t>
+        <w:t xml:space="preserve">     3 out of 4 — Percent: 75%</w:t>
+      </w:r>
+    </w:p>
+    <w:p>
+      <w:pPr>
+        <w:spacing w:after="40" w:before="0"/>
+      </w:pPr>
+      <w:r>
+        <w:t xml:space="preserve"/>
+      </w:r>
+    </w:p>
+    <w:p>
+      <w:pPr>
+        <w:spacing w:after="40" w:before="0"/>
+      </w:pPr>
+      <w:r>
+        <w:rPr>
+          <w:b/>
+          <w:bCs/>
+        </w:rPr>
+        <w:t xml:space="preserve">6. Find the error</w:t>
       </w:r>
     </w:p>
     <w:p>
@@ -1796,7 +1577,7 @@
         <w:spacing w:after="20" w:before="0"/>
       </w:pPr>
       <w:r>
-        <w:t xml:space="preserve">     0.5% — Decimal: 0.005</w:t>
+        <w:t xml:space="preserve">     The mistake is in Step 3.</w:t>
       </w:r>
     </w:p>
     <w:p>
@@ -1804,7 +1585,47 @@
         <w:spacing w:after="20" w:before="0"/>
       </w:pPr>
       <w:r>
-        <w:t xml:space="preserve">     0.5% — Fraction in simplest form: 1/200</w:t>
+        <w:t xml:space="preserve">     Correct work: Step 2 reads the percent as if it were the points themselves. A percent is a comparison, not an amount: 150% of 200 points is 1.5 × 200 = 300 points.</w:t>
+      </w:r>
+    </w:p>
+    <w:p>
+      <w:pPr>
+        <w:spacing w:after="80" w:before="0"/>
+      </w:pPr>
+      <w:r>
+        <w:t xml:space="preserve">     Watch for: Step 3 even contradicts Step 2 — 150 points would fall short of a 200-point goal. A percent always needs a whole to be a percent OF.</w:t>
+      </w:r>
+    </w:p>
+    <w:p>
+      <w:pPr>
+        <w:spacing w:after="40" w:before="0"/>
+      </w:pPr>
+      <w:r>
+        <w:rPr>
+          <w:b/>
+          <w:bCs/>
+        </w:rPr>
+        <w:t xml:space="preserve">7. Correct groups:</w:t>
+      </w:r>
+    </w:p>
+    <w:p>
+      <w:pPr>
+        <w:spacing w:after="40" w:before="0"/>
+      </w:pPr>
+      <w:r>
+        <w:t xml:space="preserve"/>
+      </w:r>
+    </w:p>
+    <w:p>
+      <w:pPr>
+        <w:spacing w:after="40" w:before="0"/>
+      </w:pPr>
+      <w:r>
+        <w:rPr>
+          <w:b/>
+          <w:bCs/>
+        </w:rPr>
+        <w:t xml:space="preserve">8. A. 9%</w:t>
       </w:r>
     </w:p>
     <w:p>
@@ -1812,179 +1633,7 @@
         <w:spacing w:after="20" w:before="0"/>
       </w:pPr>
       <w:r>
-        <w:t xml:space="preserve">     0.25% — Fraction out of 100: 0.25/100</w:t>
-      </w:r>
-    </w:p>
-    <w:p>
-      <w:pPr>
-        <w:spacing w:after="20" w:before="0"/>
-      </w:pPr>
-      <w:r>
-        <w:t xml:space="preserve">     0.25% — Decimal: 0.0025</w:t>
-      </w:r>
-    </w:p>
-    <w:p>
-      <w:pPr>
-        <w:spacing w:after="20" w:before="0"/>
-      </w:pPr>
-      <w:r>
-        <w:t xml:space="preserve">     0.25% — Fraction in simplest form: 1/400</w:t>
-      </w:r>
-    </w:p>
-    <w:p>
-      <w:pPr>
-        <w:spacing w:after="40" w:before="0"/>
-      </w:pPr>
-      <w:r>
-        <w:t xml:space="preserve"/>
-      </w:r>
-    </w:p>
-    <w:p>
-      <w:pPr>
-        <w:spacing w:after="40" w:before="0"/>
-      </w:pPr>
-      <w:r>
-        <w:rPr>
-          <w:b/>
-          <w:bCs/>
-        </w:rPr>
-        <w:t xml:space="preserve">6. Spot the Common Mistake</w:t>
-      </w:r>
-    </w:p>
-    <w:p>
-      <w:pPr>
-        <w:spacing w:after="20" w:before="0"/>
-      </w:pPr>
-      <w:r>
-        <w:t xml:space="preserve">     The mistake is in Step 2.</w:t>
-      </w:r>
-    </w:p>
-    <w:p>
-      <w:pPr>
-        <w:spacing w:after="20" w:before="0"/>
-      </w:pPr>
-      <w:r>
-        <w:t xml:space="preserve">     Correct work: To change a percent to a decimal, always divide by 100 — move the decimal point TWO places to the left, not one. 0.8 ÷ 100 = 0.008. So 0.8% = 0.008, which is far less than 1% (0.01), matching the tiny drop chance in the problem.</w:t>
-      </w:r>
-    </w:p>
-    <w:p>
-      <w:pPr>
-        <w:spacing w:after="80" w:before="0"/>
-      </w:pPr>
-      <w:r>
-        <w:t xml:space="preserve">     Watch for: In the Attempt step the student divided by 10 and moved the decimal only one place. Percent to decimal always means dividing by 100, so 0.8 ÷ 100 = 0.008 — a value below 0.01, which matches a drop chance smaller than 1%.</w:t>
-      </w:r>
-    </w:p>
-    <w:p>
-      <w:pPr>
-        <w:spacing w:after="40" w:before="0"/>
-      </w:pPr>
-      <w:r>
-        <w:rPr>
-          <w:b/>
-          <w:bCs/>
-        </w:rPr>
-        <w:t xml:space="preserve">7. Correct groups:</w:t>
-      </w:r>
-    </w:p>
-    <w:p>
-      <w:pPr>
-        <w:spacing w:after="20" w:before="0"/>
-      </w:pPr>
-      <w:r>
-        <w:t xml:space="preserve">     0.5% bonus boost → Less than 1%</w:t>
-      </w:r>
-    </w:p>
-    <w:p>
-      <w:pPr>
-        <w:spacing w:after="20" w:before="0"/>
-      </w:pPr>
-      <w:r>
-        <w:t xml:space="preserve">     0.1% rare drop chance → Less than 1%</w:t>
-      </w:r>
-    </w:p>
-    <w:p>
-      <w:pPr>
-        <w:spacing w:after="20" w:before="0"/>
-      </w:pPr>
-      <w:r>
-        <w:t xml:space="preserve">     0.05% jackpot odds → Less than 1%</w:t>
-      </w:r>
-    </w:p>
-    <w:p>
-      <w:pPr>
-        <w:spacing w:after="20" w:before="0"/>
-      </w:pPr>
-      <w:r>
-        <w:t xml:space="preserve">     12% combo bonus → Between 1% and 100%</w:t>
-      </w:r>
-    </w:p>
-    <w:p>
-      <w:pPr>
-        <w:spacing w:after="20" w:before="0"/>
-      </w:pPr>
-      <w:r>
-        <w:t xml:space="preserve">     85% battery left → Between 1% and 100%</w:t>
-      </w:r>
-    </w:p>
-    <w:p>
-      <w:pPr>
-        <w:spacing w:after="20" w:before="0"/>
-      </w:pPr>
-      <w:r>
-        <w:t xml:space="preserve">     100% goal reached → Between 1% and 100%</w:t>
-      </w:r>
-    </w:p>
-    <w:p>
-      <w:pPr>
-        <w:spacing w:after="20" w:before="0"/>
-      </w:pPr>
-      <w:r>
-        <w:t xml:space="preserve">     150% of high score → Greater than 100%</w:t>
-      </w:r>
-    </w:p>
-    <w:p>
-      <w:pPr>
-        <w:spacing w:after="20" w:before="0"/>
-      </w:pPr>
-      <w:r>
-        <w:t xml:space="preserve">     225% damage power-up → Greater than 100%</w:t>
-      </w:r>
-    </w:p>
-    <w:p>
-      <w:pPr>
-        <w:spacing w:after="20" w:before="0"/>
-      </w:pPr>
-      <w:r>
-        <w:t xml:space="preserve">     300% token jackpot → Greater than 100%</w:t>
-      </w:r>
-    </w:p>
-    <w:p>
-      <w:pPr>
-        <w:spacing w:after="40" w:before="0"/>
-      </w:pPr>
-      <w:r>
-        <w:t xml:space="preserve"/>
-      </w:r>
-    </w:p>
-    <w:p>
-      <w:pPr>
-        <w:spacing w:after="40" w:before="0"/>
-      </w:pPr>
-      <w:r>
-        <w:rPr>
-          <w:b/>
-          <w:bCs/>
-        </w:rPr>
-        <w:t xml:space="preserve">8. A. 1.5 = 3/2</w:t>
-      </w:r>
-    </w:p>
-    <w:p>
-      <w:pPr>
-        <w:spacing w:after="20" w:before="0"/>
-      </w:pPr>
-      <w:r>
-        <w:t xml:space="preserve">     150% = 150 ÷ 100 = 1.5, and 150/100 simplifies to 3/2. It is more than one whole, so the decimal is greater than 1.</w:t>
+        <w:t xml:space="preserve">     A percent already compares to 100, so 9 out of 100 is exactly 9%.</w:t>
       </w:r>
     </w:p>
     <w:p>
@@ -1996,19 +1645,19 @@
           <w:i/>
           <w:iCs/>
         </w:rPr>
-        <w:t xml:space="preserve">     Watch for: A common mistake in Percents Greater Than 100% and Less Than 1% is treating every percent-to-decimal conversion the same way regardless of size — for example, writing 150% as 0.15 (as if it were an ordinary under-100% percent) instead of 1.5, or writing 0.5% as 0.5 (forgetting to divide by 100 at all) instead of 0.005. Before finalizing an answer, check that the decimal for any percent over 100% is greater than 1, and the decimal for any percent under 1% is less than 0.01.</w:t>
-      </w:r>
-    </w:p>
-    <w:p>
-      <w:pPr>
-        <w:spacing w:after="40" w:before="0"/>
-      </w:pPr>
-      <w:r>
-        <w:rPr>
-          <w:b/>
-          <w:bCs/>
-        </w:rPr>
-        <w:t xml:space="preserve">9. A. 0.005</w:t>
+        <w:t xml:space="preserve">     Watch for: A common mistake with percent is scaling only one term of the ratio: reading 7 out of 10 as 7%. A percent compares to 100, so BOTH terms must be multiplied by the same factor — 10 × 10 = 100, so 7 × 10 = 70, giving 70%. Reading it as 7% describes seats that are nearly empty when they are nearly full. A second mistake is treating a percent as an amount: 150% of a 200-point goal is 1.5 × 200 = 300 points, not 150 points.</w:t>
+      </w:r>
+    </w:p>
+    <w:p>
+      <w:pPr>
+        <w:spacing w:after="40" w:before="0"/>
+      </w:pPr>
+      <w:r>
+        <w:rPr>
+          <w:b/>
+          <w:bCs/>
+        </w:rPr>
+        <w:t xml:space="preserve">9. A. 100%</w:t>
       </w:r>
     </w:p>
     <w:p>
@@ -2016,7 +1665,7 @@
         <w:spacing w:after="20" w:before="0"/>
       </w:pPr>
       <w:r>
-        <w:t xml:space="preserve">     0.5% = 0.5 ÷ 100 = 0.005. Because it is less than 1%, the decimal must be less than 0.01.</w:t>
+        <w:t xml:space="preserve">     100% means 100 out of 100 — the entire whole.</w:t>
       </w:r>
     </w:p>
     <w:p>
@@ -2028,19 +1677,19 @@
           <w:i/>
           <w:iCs/>
         </w:rPr>
-        <w:t xml:space="preserve">     Watch for: A common mistake in Percents Greater Than 100% and Less Than 1% is treating every percent-to-decimal conversion the same way regardless of size — for example, writing 150% as 0.15 (as if it were an ordinary under-100% percent) instead of 1.5, or writing 0.5% as 0.5 (forgetting to divide by 100 at all) instead of 0.005. Before finalizing an answer, check that the decimal for any percent over 100% is greater than 1, and the decimal for any percent under 1% is less than 0.01.</w:t>
-      </w:r>
-    </w:p>
-    <w:p>
-      <w:pPr>
-        <w:spacing w:after="40" w:before="0"/>
-      </w:pPr>
-      <w:r>
-        <w:rPr>
-          <w:b/>
-          <w:bCs/>
-        </w:rPr>
-        <w:t xml:space="preserve">10. A. About 20 mAh — a tiny sliver, almost empty</w:t>
+        <w:t xml:space="preserve">     Watch for: A common mistake with percent is scaling only one term of the ratio: reading 7 out of 10 as 7%. A percent compares to 100, so BOTH terms must be multiplied by the same factor — 10 × 10 = 100, so 7 × 10 = 70, giving 70%. Reading it as 7% describes seats that are nearly empty when they are nearly full. A second mistake is treating a percent as an amount: 150% of a 200-point goal is 1.5 × 200 = 300 points, not 150 points.</w:t>
+      </w:r>
+    </w:p>
+    <w:p>
+      <w:pPr>
+        <w:spacing w:after="40" w:before="0"/>
+      </w:pPr>
+      <w:r>
+        <w:rPr>
+          <w:b/>
+          <w:bCs/>
+        </w:rPr>
+        <w:t xml:space="preserve">10. A. Twice as much as you need</w:t>
       </w:r>
     </w:p>
     <w:p>
@@ -2048,7 +1697,7 @@
         <w:spacing w:after="20" w:before="0"/>
       </w:pPr>
       <w:r>
-        <w:t xml:space="preserve">     0.5% = 0.005, and 0.005 × 4,000 = 20 mAh. A percent less than 1% is a tiny part, so the phone is nearly dead.</w:t>
+        <w:t xml:space="preserve">     100% is what you need, so 200% is two of those — twice as much.</w:t>
       </w:r>
     </w:p>
     <w:p>
@@ -2060,7 +1709,7 @@
           <w:i/>
           <w:iCs/>
         </w:rPr>
-        <w:t xml:space="preserve">     Watch for: A common mistake in Percents Greater Than 100% and Less Than 1% is treating every percent-to-decimal conversion the same way regardless of size — for example, writing 150% as 0.15 (as if it were an ordinary under-100% percent) instead of 1.5, or writing 0.5% as 0.5 (forgetting to divide by 100 at all) instead of 0.005. Before finalizing an answer, check that the decimal for any percent over 100% is greater than 1, and the decimal for any percent under 1% is less than 0.01.</w:t>
+        <w:t xml:space="preserve">     Watch for: A common mistake with percent is scaling only one term of the ratio: reading 7 out of 10 as 7%. A percent compares to 100, so BOTH terms must be multiplied by the same factor — 10 × 10 = 100, so 7 × 10 = 70, giving 70%. Reading it as 7% describes seats that are nearly empty when they are nearly full. A second mistake is treating a percent as an amount: 150% of a 200-point goal is 1.5 × 200 = 300 points, not 150 points.</w:t>
       </w:r>
     </w:p>
     <w:sectPr>
